--- a/Hardware-doku-v1.docx
+++ b/Hardware-doku-v1.docx
@@ -1,6 +1,6 @@
 
 <file path=word/document.xml><?xml version="1.0" encoding="utf-8"?>
-<w:document xmlns:wpc="http://schemas.microsoft.com/office/word/2010/wordprocessingCanvas" xmlns:cx="http://schemas.microsoft.com/office/drawing/2014/chartex" xmlns:cx1="http://schemas.microsoft.com/office/drawing/2015/9/8/chartex" xmlns:cx2="http://schemas.microsoft.com/office/drawing/2015/10/21/chartex" xmlns:cx3="http://schemas.microsoft.com/office/drawing/2016/5/9/chartex" xmlns:cx4="http://schemas.microsoft.com/office/drawing/2016/5/10/chartex" xmlns:cx5="http://schemas.microsoft.com/office/drawing/2016/5/11/chartex" xmlns:cx6="http://schemas.microsoft.com/office/drawing/2016/5/12/chartex" xmlns:cx7="http://schemas.microsoft.com/office/drawing/2016/5/13/chartex" xmlns:cx8="http://schemas.microsoft.com/office/drawing/2016/5/14/chartex" xmlns:mc="http://schemas.openxmlformats.org/markup-compatibility/2006" xmlns:aink="http://schemas.microsoft.com/office/drawing/2016/ink" xmlns:am3d="http://schemas.microsoft.com/office/drawing/2017/model3d" xmlns:o="urn:schemas-microsoft-com:office:office" xmlns:oel="http://schemas.microsoft.com/office/2019/extlst" xmlns:r="http://schemas.openxmlformats.org/officeDocument/2006/relationships" xmlns:m="http://schemas.openxmlformats.org/officeDocument/2006/math" xmlns:v="urn:schemas-microsoft-com:vml" xmlns:wp14="http://schemas.microsoft.com/office/word/2010/wordprocessingDrawing" xmlns:wp="http://schemas.openxmlformats.org/drawingml/2006/wordprocessingDrawing" xmlns:w10="urn:schemas-microsoft-com:office:word" xmlns:w="http://schemas.openxmlformats.org/wordprocessingml/2006/main" xmlns:w14="http://schemas.microsoft.com/office/word/2010/wordml" xmlns:w15="http://schemas.microsoft.com/office/word/2012/wordml" xmlns:w16cex="http://schemas.microsoft.com/office/word/2018/wordml/cex" xmlns:w16cid="http://schemas.microsoft.com/office/word/2016/wordml/cid" xmlns:w16="http://schemas.microsoft.com/office/word/2018/wordml" xmlns:w16du="http://schemas.microsoft.com/office/word/2023/wordml/word16du" xmlns:w16sdtdh="http://schemas.microsoft.com/office/word/2020/wordml/sdtdatahash" xmlns:w16sdtfl="http://schemas.microsoft.com/office/word/2024/wordml/sdtformatlock" xmlns:w16se="http://schemas.microsoft.com/office/word/2015/wordml/symex" xmlns:wpg="http://schemas.microsoft.com/office/word/2010/wordprocessingGroup" xmlns:wpi="http://schemas.microsoft.com/office/word/2010/wordprocessingInk" xmlns:wne="http://schemas.microsoft.com/office/word/2006/wordml" xmlns:wps="http://schemas.microsoft.com/office/word/2010/wordprocessingShape" mc:Ignorable="w14 w15 w16se w16cid w16 w16cex w16sdtdh w16sdtfl w16du wp14">
+<w:document xmlns:wpc="http://schemas.microsoft.com/office/word/2010/wordprocessingCanvas" xmlns:cx="http://schemas.microsoft.com/office/drawing/2014/chartex" xmlns:cx1="http://schemas.microsoft.com/office/drawing/2015/9/8/chartex" xmlns:cx2="http://schemas.microsoft.com/office/drawing/2015/10/21/chartex" xmlns:cx3="http://schemas.microsoft.com/office/drawing/2016/5/9/chartex" xmlns:cx4="http://schemas.microsoft.com/office/drawing/2016/5/10/chartex" xmlns:cx5="http://schemas.microsoft.com/office/drawing/2016/5/11/chartex" xmlns:cx6="http://schemas.microsoft.com/office/drawing/2016/5/12/chartex" xmlns:cx7="http://schemas.microsoft.com/office/drawing/2016/5/13/chartex" xmlns:cx8="http://schemas.microsoft.com/office/drawing/2016/5/14/chartex" xmlns:mc="http://schemas.openxmlformats.org/markup-compatibility/2006" xmlns:aink="http://schemas.microsoft.com/office/drawing/2016/ink" xmlns:am3d="http://schemas.microsoft.com/office/drawing/2017/model3d" xmlns:o="urn:schemas-microsoft-com:office:office" xmlns:oel="http://schemas.microsoft.com/office/2019/extlst" xmlns:r="http://schemas.openxmlformats.org/officeDocument/2006/relationships" xmlns:m="http://schemas.openxmlformats.org/officeDocument/2006/math" xmlns:v="urn:schemas-microsoft-com:vml" xmlns:wp14="http://schemas.microsoft.com/office/word/2010/wordprocessingDrawing" xmlns:wp="http://schemas.openxmlformats.org/drawingml/2006/wordprocessingDrawing" xmlns:w10="urn:schemas-microsoft-com:office:word" xmlns:w="http://schemas.openxmlformats.org/wordprocessingml/2006/main" xmlns:w14="http://schemas.microsoft.com/office/word/2010/wordml" xmlns:w15="http://schemas.microsoft.com/office/word/2012/wordml" xmlns:w16cex="http://schemas.microsoft.com/office/word/2018/wordml/cex" xmlns:w16cid="http://schemas.microsoft.com/office/word/2016/wordml/cid" xmlns:w16="http://schemas.microsoft.com/office/word/2018/wordml" xmlns:w16sdtdh="http://schemas.microsoft.com/office/word/2020/wordml/sdtdatahash" xmlns:w16se="http://schemas.microsoft.com/office/word/2015/wordml/symex" xmlns:wpg="http://schemas.microsoft.com/office/word/2010/wordprocessingGroup" xmlns:wpi="http://schemas.microsoft.com/office/word/2010/wordprocessingInk" xmlns:wne="http://schemas.microsoft.com/office/word/2006/wordml" xmlns:wps="http://schemas.microsoft.com/office/word/2010/wordprocessingShape" mc:Ignorable="w14 w15 w16se w16cid w16 w16cex w16sdtdh wp14">
   <w:body>
     <w:p>
       <w:pPr>
@@ -441,12 +441,12 @@
           </mc:Choice>
           <mc:Fallback>
             <w:pict>
-              <v:group w14:anchorId="7B9AD31B" id="Gruppieren 7" o:spid="_x0000_s1026" style="position:absolute;margin-left:-.05pt;margin-top:61.6pt;width:453.5pt;height:289.65pt;z-index:251667456" coordsize="57592,36785" o:gfxdata="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">
+              <v:group w14:anchorId="7B9AD31B" id="Gruppieren 7" o:spid="_x0000_s1026" style="position:absolute;margin-left:-.05pt;margin-top:61.6pt;width:453.5pt;height:289.65pt;z-index:251667456" coordsize="57592,36785" o:gfxdata="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">
                 <v:shapetype id="_x0000_t202" coordsize="21600,21600" o:spt="202" path="m,l,21600r21600,l21600,xe">
                   <v:stroke joinstyle="miter"/>
                   <v:path gradientshapeok="t" o:connecttype="rect"/>
                 </v:shapetype>
-                <v:shape id="Textfeld 2" o:spid="_x0000_s1027" type="#_x0000_t202" style="position:absolute;width:28765;height:36785;visibility:visible;mso-wrap-style:square;v-text-anchor:top" o:gfxdata="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" filled="f" stroked="f">
+                <v:shape id="Textfeld 2" o:spid="_x0000_s1027" type="#_x0000_t202" style="position:absolute;width:28765;height:36785;visibility:visible;mso-wrap-style:square;v-text-anchor:top" o:gfxdata="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" filled="f" stroked="f">
                   <v:textbox>
                     <w:txbxContent>
                       <w:p>
@@ -505,7 +505,7 @@
                     </w:txbxContent>
                   </v:textbox>
                 </v:shape>
-                <v:shape id="Textfeld 2" o:spid="_x0000_s1028" type="#_x0000_t202" style="position:absolute;left:28826;width:28766;height:36785;visibility:visible;mso-wrap-style:square;v-text-anchor:top" o:gfxdata="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" filled="f" stroked="f">
+                <v:shape id="Textfeld 2" o:spid="_x0000_s1028" type="#_x0000_t202" style="position:absolute;left:28826;width:28766;height:36785;visibility:visible;mso-wrap-style:square;v-text-anchor:top" o:gfxdata="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" filled="f" stroked="f">
                   <v:textbox>
                     <w:txbxContent>
                       <w:p>
@@ -601,7 +601,7 @@
             <w:color w:val="009FDF"/>
             <w:lang w:val="de-DE"/>
           </w:rPr>
-          <w:t>Mainboard</w:t>
+          <w:t>Flugzeug Tracker</w:t>
         </w:r>
         <w:r>
           <w:rPr>
@@ -619,7 +619,6 @@
         <w:pStyle w:val="Verzeichnis2"/>
         <w:rPr>
           <w:rFonts w:ascii="DesySans Office Cn Medium" w:eastAsiaTheme="minorEastAsia" w:hAnsi="DesySans Office Cn Medium"/>
-          <w:b w:val="0"/>
           <w:color w:val="F18F1F"/>
           <w:sz w:val="22"/>
           <w:lang w:val="de-DE" w:eastAsia="de-DE"/>
@@ -651,25 +650,7 @@
             <w:color w:val="F18F1F"/>
             <w:lang w:val="de-DE"/>
           </w:rPr>
-          <w:t>Das Ma</w:t>
-        </w:r>
-        <w:r>
-          <w:rPr>
-            <w:rStyle w:val="Hyperlink"/>
-            <w:rFonts w:ascii="DesySans Office Cn Medium" w:hAnsi="DesySans Office Cn Medium"/>
-            <w:color w:val="F18F1F"/>
-            <w:lang w:val="de-DE"/>
-          </w:rPr>
-          <w:t>i</w:t>
-        </w:r>
-        <w:r>
-          <w:rPr>
-            <w:rStyle w:val="Hyperlink"/>
-            <w:rFonts w:ascii="DesySans Office Cn Medium" w:hAnsi="DesySans Office Cn Medium"/>
-            <w:color w:val="F18F1F"/>
-            <w:lang w:val="de-DE"/>
-          </w:rPr>
-          <w:t>nboard</w:t>
+          <w:t>Einleitung</w:t>
         </w:r>
         <w:r>
           <w:rPr>
@@ -703,13 +684,6 @@
             <w:webHidden/>
             <w:color w:val="F18F1F"/>
           </w:rPr>
-        </w:r>
-        <w:r>
-          <w:rPr>
-            <w:rFonts w:ascii="DesySans Office Cn Medium" w:hAnsi="DesySans Office Cn Medium"/>
-            <w:webHidden/>
-            <w:color w:val="F18F1F"/>
-          </w:rPr>
           <w:fldChar w:fldCharType="separate"/>
         </w:r>
         <w:r>
@@ -721,62 +695,7 @@
             <w:color w:val="F18F1F"/>
             <w:lang w:val="de-DE"/>
           </w:rPr>
-          <w:t>Fehler</w:t>
-        </w:r>
-        <w:r>
-          <w:rPr>
-            <w:rFonts w:ascii="DesySans Office Cn Medium" w:hAnsi="DesySans Office Cn Medium"/>
-            <w:b w:val="0"/>
-            <w:bCs/>
-            <w:webHidden/>
-            <w:color w:val="F18F1F"/>
-            <w:lang w:val="de-DE"/>
-          </w:rPr>
-          <w:t>!</w:t>
-        </w:r>
-        <w:r>
-          <w:rPr>
-            <w:rFonts w:ascii="DesySans Office Cn Medium" w:hAnsi="DesySans Office Cn Medium"/>
-            <w:b w:val="0"/>
-            <w:bCs/>
-            <w:webHidden/>
-            <w:color w:val="F18F1F"/>
-            <w:lang w:val="de-DE"/>
-          </w:rPr>
-          <w:t xml:space="preserve"> T</w:t>
-        </w:r>
-        <w:r>
-          <w:rPr>
-            <w:rFonts w:ascii="DesySans Office Cn Medium" w:hAnsi="DesySans Office Cn Medium"/>
-            <w:b w:val="0"/>
-            <w:bCs/>
-            <w:webHidden/>
-            <w:color w:val="F18F1F"/>
-            <w:lang w:val="de-DE"/>
-          </w:rPr>
-          <w:t>e</w:t>
-        </w:r>
-        <w:r>
-          <w:rPr>
-            <w:rFonts w:ascii="DesySans Office Cn Medium" w:hAnsi="DesySans Office Cn Medium"/>
-            <w:b w:val="0"/>
-            <w:bCs/>
-            <w:webHidden/>
-            <w:color w:val="F18F1F"/>
-            <w:lang w:val="de-DE"/>
-          </w:rPr>
-          <w:t>xtmarke nicht definiert</w:t>
-        </w:r>
-        <w:r>
-          <w:rPr>
-            <w:rFonts w:ascii="DesySans Office Cn Medium" w:hAnsi="DesySans Office Cn Medium"/>
-            <w:b w:val="0"/>
-            <w:bCs/>
-            <w:webHidden/>
-            <w:color w:val="F18F1F"/>
-            <w:lang w:val="de-DE"/>
-          </w:rPr>
-          <w:t>.</w:t>
+          <w:t>Fehler! Textmarke nicht definiert.</w:t>
         </w:r>
         <w:r>
           <w:rPr>
@@ -796,7 +715,7 @@
           <w:b w:val="0"/>
           <w:color w:val="F18F1F"/>
           <w:sz w:val="22"/>
-          <w:lang w:val="de-DE" w:eastAsia="de-DE"/>
+          <w:lang w:eastAsia="de-DE"/>
         </w:rPr>
       </w:pPr>
       <w:hyperlink w:anchor="_Toc95048965" w:history="1">
@@ -805,7 +724,6 @@
             <w:rStyle w:val="Hyperlink"/>
             <w:rFonts w:ascii="DesySans Office Cn Medium" w:hAnsi="DesySans Office Cn Medium"/>
             <w:color w:val="F18F1F"/>
-            <w:lang w:val="de-DE"/>
           </w:rPr>
           <w:t>I.2</w:t>
         </w:r>
@@ -814,7 +732,7 @@
             <w:rFonts w:ascii="DesySans Office Cn Medium" w:eastAsiaTheme="minorEastAsia" w:hAnsi="DesySans Office Cn Medium"/>
             <w:color w:val="F18F1F"/>
             <w:sz w:val="22"/>
-            <w:lang w:val="de-DE" w:eastAsia="de-DE"/>
+            <w:lang w:eastAsia="de-DE"/>
           </w:rPr>
           <w:tab/>
         </w:r>
@@ -823,34 +741,22 @@
             <w:rStyle w:val="Hyperlink"/>
             <w:rFonts w:ascii="DesySans Office Cn Medium" w:hAnsi="DesySans Office Cn Medium"/>
             <w:color w:val="F18F1F"/>
-            <w:lang w:val="de-DE"/>
           </w:rPr>
-          <w:t>Formf</w:t>
+          <w:t>Was ist ADS-B</w:t>
         </w:r>
         <w:r>
           <w:rPr>
             <w:rStyle w:val="Hyperlink"/>
             <w:rFonts w:ascii="DesySans Office Cn Medium" w:hAnsi="DesySans Office Cn Medium"/>
             <w:color w:val="F18F1F"/>
-            <w:lang w:val="de-DE"/>
           </w:rPr>
-          <w:t>a</w:t>
-        </w:r>
-        <w:r>
-          <w:rPr>
-            <w:rStyle w:val="Hyperlink"/>
-            <w:rFonts w:ascii="DesySans Office Cn Medium" w:hAnsi="DesySans Office Cn Medium"/>
-            <w:color w:val="F18F1F"/>
-            <w:lang w:val="de-DE"/>
-          </w:rPr>
-          <w:t>ktor</w:t>
+          <w:t>?</w:t>
         </w:r>
         <w:r>
           <w:rPr>
             <w:rFonts w:ascii="DesySans Office Cn Medium" w:hAnsi="DesySans Office Cn Medium"/>
             <w:webHidden/>
             <w:color w:val="F18F1F"/>
-            <w:lang w:val="de-DE"/>
           </w:rPr>
           <w:tab/>
         </w:r>
@@ -859,7 +765,6 @@
             <w:rFonts w:ascii="DesySans Office Cn Medium" w:hAnsi="DesySans Office Cn Medium"/>
             <w:webHidden/>
             <w:color w:val="F18F1F"/>
-            <w:lang w:val="de-DE"/>
           </w:rPr>
           <w:t>4</w:t>
         </w:r>
@@ -911,7 +816,7 @@
             <w:color w:val="F18F1F"/>
             <w:lang w:val="de-DE"/>
           </w:rPr>
-          <w:t>Hersteller</w:t>
+          <w:t>Wie funktioniert ADS-B technisch?</w:t>
         </w:r>
         <w:r>
           <w:rPr>
@@ -979,16 +884,7 @@
             <w:color w:val="F18F1F"/>
             <w:lang w:val="de-DE"/>
           </w:rPr>
-          <w:t xml:space="preserve">Typische </w:t>
-        </w:r>
-        <w:r>
-          <w:rPr>
-            <w:rStyle w:val="Hyperlink"/>
-            <w:rFonts w:ascii="DesySans Office Cn Medium" w:hAnsi="DesySans Office Cn Medium"/>
-            <w:color w:val="F18F1F"/>
-            <w:lang w:val="de-DE"/>
-          </w:rPr>
-          <w:t>Anschlüsse und Stromversorgung</w:t>
+          <w:t>Zusammenhang ADS-B und dump1090</w:t>
         </w:r>
         <w:r>
           <w:rPr>
@@ -1054,7 +950,7 @@
             <w:color w:val="F18F1F"/>
             <w:lang w:val="de-DE"/>
           </w:rPr>
-          <w:t>Stromversorgung und Spannungsumwandlung</w:t>
+          <w:t>Architektur</w:t>
         </w:r>
         <w:r>
           <w:rPr>
@@ -1072,7 +968,7 @@
           <w:color w:val="F18F1F"/>
           <w:lang w:val="de-DE"/>
         </w:rPr>
-        <w:t>8</w:t>
+        <w:t>6</w:t>
       </w:r>
     </w:p>
     <w:p>
@@ -1092,16 +988,7 @@
             <w:color w:val="F18F1F"/>
             <w:lang w:val="de-DE"/>
           </w:rPr>
-          <w:t>I.</w:t>
-        </w:r>
-        <w:r>
-          <w:rPr>
-            <w:rStyle w:val="Hyperlink"/>
-            <w:rFonts w:ascii="DesySans Office Cn Medium" w:hAnsi="DesySans Office Cn Medium"/>
-            <w:color w:val="F18F1F"/>
-            <w:lang w:val="de-DE"/>
-          </w:rPr>
-          <w:t>6</w:t>
+          <w:t>I.6</w:t>
         </w:r>
         <w:r>
           <w:rPr>
@@ -1119,7 +1006,7 @@
             <w:color w:val="F18F1F"/>
             <w:lang w:val="de-DE"/>
           </w:rPr>
-          <w:t>S</w:t>
+          <w:t>Backend und API-Endp</w:t>
         </w:r>
         <w:r>
           <w:rPr>
@@ -1128,7 +1015,7 @@
             <w:color w:val="F18F1F"/>
             <w:lang w:val="de-DE"/>
           </w:rPr>
-          <w:t>peicher am und ums Mainboard</w:t>
+          <w:t>unkte</w:t>
         </w:r>
         <w:r>
           <w:rPr>
@@ -1138,16 +1025,24 @@
             <w:lang w:val="de-DE"/>
           </w:rPr>
           <w:tab/>
-          <w:t>9</w:t>
         </w:r>
       </w:hyperlink>
-    </w:p>
-    <w:p>
-      <w:pPr>
-        <w:pStyle w:val="Verzeichnis2"/>
+      <w:r>
         <w:rPr>
           <w:rFonts w:ascii="DesySans Office Cn Medium" w:hAnsi="DesySans Office Cn Medium"/>
           <w:color w:val="F18F1F"/>
+          <w:lang w:val="de-DE"/>
+        </w:rPr>
+        <w:t>7</w:t>
+      </w:r>
+    </w:p>
+    <w:p>
+      <w:pPr>
+        <w:pStyle w:val="Verzeichnis2"/>
+        <w:rPr>
+          <w:rFonts w:ascii="DesySans Office Cn Medium" w:hAnsi="DesySans Office Cn Medium"/>
+          <w:color w:val="F18F1F"/>
+          <w:lang w:val="de-DE"/>
         </w:rPr>
       </w:pPr>
       <w:hyperlink w:anchor="_Toc95048982" w:history="1">
@@ -1156,23 +1051,16 @@
             <w:rStyle w:val="Hyperlink"/>
             <w:rFonts w:ascii="DesySans Office Cn Medium" w:hAnsi="DesySans Office Cn Medium"/>
             <w:color w:val="F18F1F"/>
+            <w:lang w:val="de-DE"/>
           </w:rPr>
-          <w:t>I</w:t>
-        </w:r>
-        <w:r>
-          <w:rPr>
-            <w:rStyle w:val="Hyperlink"/>
-            <w:rFonts w:ascii="DesySans Office Cn Medium" w:hAnsi="DesySans Office Cn Medium"/>
-            <w:color w:val="F18F1F"/>
-          </w:rPr>
-          <w:t>.7</w:t>
+          <w:t>I.7</w:t>
         </w:r>
         <w:r>
           <w:rPr>
             <w:rFonts w:ascii="DesySans Office Cn Medium" w:eastAsiaTheme="minorEastAsia" w:hAnsi="DesySans Office Cn Medium"/>
             <w:color w:val="F18F1F"/>
             <w:sz w:val="22"/>
-            <w:lang w:eastAsia="de-DE"/>
+            <w:lang w:val="de-DE" w:eastAsia="de-DE"/>
           </w:rPr>
           <w:tab/>
         </w:r>
@@ -1181,14 +1069,25 @@
             <w:rStyle w:val="Hyperlink"/>
             <w:rFonts w:ascii="DesySans Office Cn Medium" w:hAnsi="DesySans Office Cn Medium"/>
             <w:color w:val="F18F1F"/>
+            <w:lang w:val="de-DE"/>
           </w:rPr>
-          <w:t>BIOS – Basic Input/Output System</w:t>
+          <w:t>Datenbank und gespeicherte F</w:t>
+        </w:r>
+        <w:r>
+          <w:rPr>
+            <w:rStyle w:val="Hyperlink"/>
+            <w:rFonts w:ascii="DesySans Office Cn Medium" w:hAnsi="DesySans Office Cn Medium"/>
+            <w:color w:val="F18F1F"/>
+            <w:lang w:val="de-DE"/>
+          </w:rPr>
+          <w:t>elder</w:t>
         </w:r>
         <w:r>
           <w:rPr>
             <w:rFonts w:ascii="DesySans Office Cn Medium" w:hAnsi="DesySans Office Cn Medium"/>
             <w:webHidden/>
             <w:color w:val="F18F1F"/>
+            <w:lang w:val="de-DE"/>
           </w:rPr>
           <w:tab/>
         </w:r>
@@ -1197,8 +1096,9 @@
             <w:rFonts w:ascii="DesySans Office Cn Medium" w:hAnsi="DesySans Office Cn Medium"/>
             <w:webHidden/>
             <w:color w:val="F18F1F"/>
+            <w:lang w:val="de-DE"/>
           </w:rPr>
-          <w:t>10</w:t>
+          <w:t>8</w:t>
         </w:r>
       </w:hyperlink>
     </w:p>
@@ -1208,6 +1108,7 @@
         <w:rPr>
           <w:rFonts w:ascii="DesySans Office Cn Medium" w:hAnsi="DesySans Office Cn Medium"/>
           <w:color w:val="F18F1F"/>
+          <w:lang w:val="de-DE"/>
         </w:rPr>
       </w:pPr>
       <w:hyperlink w:anchor="_Toc95048982" w:history="1">
@@ -1216,6 +1117,7 @@
             <w:rStyle w:val="Hyperlink"/>
             <w:rFonts w:ascii="DesySans Office Cn Medium" w:hAnsi="DesySans Office Cn Medium"/>
             <w:color w:val="F18F1F"/>
+            <w:lang w:val="de-DE"/>
           </w:rPr>
           <w:t>I.8</w:t>
         </w:r>
@@ -1224,7 +1126,7 @@
             <w:rFonts w:ascii="DesySans Office Cn Medium" w:eastAsiaTheme="minorEastAsia" w:hAnsi="DesySans Office Cn Medium"/>
             <w:color w:val="F18F1F"/>
             <w:sz w:val="22"/>
-            <w:lang w:eastAsia="de-DE"/>
+            <w:lang w:val="de-DE" w:eastAsia="de-DE"/>
           </w:rPr>
           <w:tab/>
         </w:r>
@@ -1233,22 +1135,25 @@
             <w:rStyle w:val="Hyperlink"/>
             <w:rFonts w:ascii="DesySans Office Cn Medium" w:hAnsi="DesySans Office Cn Medium"/>
             <w:color w:val="F18F1F"/>
+            <w:lang w:val="de-DE"/>
           </w:rPr>
-          <w:t>Das BUS (Binary U</w:t>
+          <w:t xml:space="preserve">Das </w:t>
         </w:r>
         <w:r>
           <w:rPr>
             <w:rStyle w:val="Hyperlink"/>
             <w:rFonts w:ascii="DesySans Office Cn Medium" w:hAnsi="DesySans Office Cn Medium"/>
             <w:color w:val="F18F1F"/>
+            <w:lang w:val="de-DE"/>
           </w:rPr>
-          <w:t>nit System)</w:t>
+          <w:t>Frontend</w:t>
         </w:r>
         <w:r>
           <w:rPr>
             <w:rFonts w:ascii="DesySans Office Cn Medium" w:hAnsi="DesySans Office Cn Medium"/>
             <w:webHidden/>
             <w:color w:val="F18F1F"/>
+            <w:lang w:val="de-DE"/>
           </w:rPr>
           <w:tab/>
         </w:r>
@@ -1257,8 +1162,9 @@
         <w:rPr>
           <w:rFonts w:ascii="DesySans Office Cn Medium" w:hAnsi="DesySans Office Cn Medium"/>
           <w:color w:val="F18F1F"/>
-        </w:rPr>
-        <w:t>12</w:t>
+          <w:lang w:val="de-DE"/>
+        </w:rPr>
+        <w:t>9</w:t>
       </w:r>
     </w:p>
     <w:p>
@@ -1296,7 +1202,7 @@
             <w:color w:val="F18F1F"/>
             <w:lang w:val="de-DE"/>
           </w:rPr>
-          <w:t>Das PCB eines M</w:t>
+          <w:t>D</w:t>
         </w:r>
         <w:r>
           <w:rPr>
@@ -1305,7 +1211,16 @@
             <w:color w:val="F18F1F"/>
             <w:lang w:val="de-DE"/>
           </w:rPr>
-          <w:t>ainboard</w:t>
+          <w:t>atenfluss Live vs. Speich</w:t>
+        </w:r>
+        <w:r>
+          <w:rPr>
+            <w:rStyle w:val="Hyperlink"/>
+            <w:rFonts w:ascii="DesySans Office Cn Medium" w:hAnsi="DesySans Office Cn Medium"/>
+            <w:color w:val="F18F1F"/>
+            <w:lang w:val="de-DE"/>
+          </w:rPr>
+          <w:t>erung</w:t>
         </w:r>
         <w:r>
           <w:rPr>
@@ -1331,7 +1246,7 @@
           <w:color w:val="F18F1F"/>
           <w:lang w:val="de-DE"/>
         </w:rPr>
-        <w:t>3</w:t>
+        <w:t>0</w:t>
       </w:r>
     </w:p>
     <w:p>
@@ -1369,7 +1284,7 @@
             <w:color w:val="F18F1F"/>
             <w:lang w:val="de-DE"/>
           </w:rPr>
-          <w:t>Historie des Mainboards</w:t>
+          <w:t>Umrechnungstabelle</w:t>
         </w:r>
         <w:r>
           <w:rPr>
@@ -1387,80 +1302,15 @@
           <w:color w:val="F18F1F"/>
           <w:lang w:val="de-DE"/>
         </w:rPr>
-        <w:t>14</w:t>
-      </w:r>
-    </w:p>
-    <w:p>
-      <w:pPr>
-        <w:pStyle w:val="Verzeichnis2"/>
+        <w:t>1</w:t>
+      </w:r>
+      <w:r>
         <w:rPr>
           <w:rFonts w:ascii="DesySans Office Cn Medium" w:hAnsi="DesySans Office Cn Medium"/>
           <w:color w:val="F18F1F"/>
           <w:lang w:val="de-DE"/>
         </w:rPr>
-      </w:pPr>
-      <w:hyperlink w:anchor="_Toc95048982" w:history="1">
-        <w:r>
-          <w:rPr>
-            <w:rStyle w:val="Hyperlink"/>
-            <w:rFonts w:ascii="DesySans Office Cn Medium" w:hAnsi="DesySans Office Cn Medium"/>
-            <w:color w:val="F18F1F"/>
-            <w:lang w:val="de-DE"/>
-          </w:rPr>
-          <w:t>I.1</w:t>
-        </w:r>
-        <w:r>
-          <w:rPr>
-            <w:rStyle w:val="Hyperlink"/>
-            <w:rFonts w:ascii="DesySans Office Cn Medium" w:hAnsi="DesySans Office Cn Medium"/>
-            <w:color w:val="F18F1F"/>
-            <w:lang w:val="de-DE"/>
-          </w:rPr>
-          <w:t>1</w:t>
-        </w:r>
-        <w:r>
-          <w:rPr>
-            <w:rFonts w:ascii="DesySans Office Cn Medium" w:eastAsiaTheme="minorEastAsia" w:hAnsi="DesySans Office Cn Medium"/>
-            <w:color w:val="F18F1F"/>
-            <w:sz w:val="22"/>
-            <w:lang w:val="de-DE" w:eastAsia="de-DE"/>
-          </w:rPr>
-          <w:tab/>
-        </w:r>
-        <w:r>
-          <w:rPr>
-            <w:rStyle w:val="Hyperlink"/>
-            <w:rFonts w:ascii="DesySans Office Cn Medium" w:hAnsi="DesySans Office Cn Medium"/>
-            <w:color w:val="F18F1F"/>
-            <w:lang w:val="de-DE"/>
-          </w:rPr>
-          <w:t>Umrechnungstabellen</w:t>
-        </w:r>
-        <w:r>
-          <w:rPr>
-            <w:rFonts w:ascii="DesySans Office Cn Medium" w:hAnsi="DesySans Office Cn Medium"/>
-            <w:webHidden/>
-            <w:color w:val="F18F1F"/>
-            <w:lang w:val="de-DE"/>
-          </w:rPr>
-          <w:tab/>
-        </w:r>
-      </w:hyperlink>
-      <w:r>
-        <w:rPr>
-          <w:rFonts w:ascii="DesySans Office Cn Medium" w:hAnsi="DesySans Office Cn Medium"/>
-          <w:color w:val="F18F1F"/>
-          <w:lang w:val="de-DE"/>
-        </w:rPr>
-        <w:t>1</w:t>
-      </w:r>
-      <w:r>
-        <w:rPr>
-          <w:rFonts w:ascii="DesySans Office Cn Medium" w:hAnsi="DesySans Office Cn Medium"/>
-          <w:color w:val="F18F1F"/>
-          <w:lang w:val="de-DE"/>
-        </w:rPr>
-        <w:t>6</w:t>
+        <w:t>0</w:t>
       </w:r>
     </w:p>
     <w:p>
@@ -1500,7 +1350,7 @@
             <w:color w:val="F18F1F"/>
             <w:lang w:val="de-DE"/>
           </w:rPr>
-          <w:t>2</w:t>
+          <w:t>1</w:t>
         </w:r>
         <w:r>
           <w:rPr>
@@ -1545,143 +1395,420 @@
           <w:color w:val="F18F1F"/>
           <w:lang w:val="de-DE"/>
         </w:rPr>
-        <w:t>7</w:t>
-      </w:r>
-    </w:p>
-    <w:p>
-      <w:pPr>
-        <w:pStyle w:val="Verzeichnis3"/>
-        <w:tabs>
-          <w:tab w:val="left" w:pos="1540"/>
-        </w:tabs>
-        <w:rPr>
-          <w:rFonts w:ascii="DesySans Office Cn Medium" w:hAnsi="DesySans Office Cn Medium"/>
-          <w:color w:val="009FDF"/>
-          <w:lang w:val="de-DE"/>
-        </w:rPr>
-      </w:pPr>
-      <w:hyperlink w:anchor="_Toc95048989" w:history="1">
-        <w:r>
-          <w:rPr>
-            <w:rStyle w:val="Hyperlink"/>
-            <w:rFonts w:ascii="DesySans Office Cn Medium" w:hAnsi="DesySans Office Cn Medium"/>
-            <w:color w:val="009FDF"/>
-            <w:lang w:val="de-DE"/>
-          </w:rPr>
-          <w:t>II.4.</w:t>
-        </w:r>
-        <w:r>
-          <w:rPr>
-            <w:rStyle w:val="Hyperlink"/>
-            <w:rFonts w:ascii="DesySans Office Cn Medium" w:hAnsi="DesySans Office Cn Medium"/>
-            <w:color w:val="009FDF"/>
-            <w:lang w:val="de-DE"/>
-          </w:rPr>
-          <w:t>1</w:t>
-        </w:r>
-        <w:r>
-          <w:rPr>
-            <w:rFonts w:ascii="DesySans Office Cn Medium" w:eastAsiaTheme="minorEastAsia" w:hAnsi="DesySans Office Cn Medium"/>
-            <w:color w:val="009FDF"/>
-            <w:sz w:val="22"/>
-            <w:lang w:val="de-DE" w:eastAsia="de-DE"/>
-          </w:rPr>
-          <w:tab/>
-        </w:r>
-        <w:r>
-          <w:rPr>
-            <w:rStyle w:val="Hyperlink"/>
-            <w:rFonts w:ascii="DesySans Office Cn Medium" w:hAnsi="DesySans Office Cn Medium"/>
-            <w:color w:val="009FDF"/>
-            <w:lang w:val="de-DE"/>
-          </w:rPr>
-          <w:t>Quellenangaben</w:t>
-        </w:r>
-        <w:r>
-          <w:rPr>
-            <w:rFonts w:ascii="DesySans Office Cn Medium" w:hAnsi="DesySans Office Cn Medium"/>
-            <w:webHidden/>
-            <w:color w:val="009FDF"/>
-            <w:lang w:val="de-DE"/>
-          </w:rPr>
-          <w:tab/>
-        </w:r>
-        <w:r>
-          <w:rPr>
-            <w:rFonts w:ascii="DesySans Office Cn Medium" w:hAnsi="DesySans Office Cn Medium"/>
-            <w:webHidden/>
-            <w:color w:val="009FDF"/>
-            <w:lang w:val="de-DE"/>
-          </w:rPr>
-          <w:t>1</w:t>
-        </w:r>
-      </w:hyperlink>
-      <w:r>
-        <w:rPr>
-          <w:rFonts w:ascii="DesySans Office Cn Medium" w:hAnsi="DesySans Office Cn Medium"/>
-          <w:color w:val="009FDF"/>
-          <w:lang w:val="de-DE"/>
-        </w:rPr>
-        <w:t>7</w:t>
-      </w:r>
-    </w:p>
-    <w:p>
-      <w:pPr>
-        <w:pStyle w:val="Verzeichnis3"/>
-        <w:tabs>
-          <w:tab w:val="left" w:pos="1540"/>
-        </w:tabs>
-        <w:rPr>
-          <w:lang w:val="de-DE"/>
-        </w:rPr>
-      </w:pPr>
-      <w:hyperlink w:anchor="_Toc95048989" w:history="1">
-        <w:r>
-          <w:rPr>
-            <w:rStyle w:val="Hyperlink"/>
-            <w:rFonts w:ascii="DesySans Office Cn Medium" w:hAnsi="DesySans Office Cn Medium"/>
-            <w:color w:val="009FDF"/>
-            <w:lang w:val="de-DE"/>
-          </w:rPr>
-          <w:t>II.4.2</w:t>
-        </w:r>
-        <w:r>
-          <w:rPr>
-            <w:rFonts w:ascii="DesySans Office Cn Medium" w:eastAsiaTheme="minorEastAsia" w:hAnsi="DesySans Office Cn Medium"/>
-            <w:color w:val="009FDF"/>
-            <w:sz w:val="22"/>
-            <w:lang w:val="de-DE" w:eastAsia="de-DE"/>
-          </w:rPr>
-          <w:tab/>
-        </w:r>
-        <w:r>
-          <w:rPr>
-            <w:rStyle w:val="Hyperlink"/>
-            <w:rFonts w:ascii="DesySans Office Cn Medium" w:hAnsi="DesySans Office Cn Medium"/>
-            <w:color w:val="009FDF"/>
-            <w:lang w:val="de-DE"/>
-          </w:rPr>
-          <w:t>Impressum</w:t>
-        </w:r>
-        <w:r>
-          <w:rPr>
-            <w:rFonts w:ascii="DesySans Office Cn Medium" w:hAnsi="DesySans Office Cn Medium"/>
-            <w:webHidden/>
-            <w:color w:val="009FDF"/>
-            <w:lang w:val="de-DE"/>
-          </w:rPr>
-          <w:tab/>
-          <w:t>2</w:t>
-        </w:r>
-      </w:hyperlink>
-      <w:r>
-        <w:rPr>
-          <w:rFonts w:ascii="DesySans Office Cn Medium" w:hAnsi="DesySans Office Cn Medium"/>
-          <w:color w:val="009FDF"/>
-          <w:lang w:val="de-DE"/>
-        </w:rPr>
         <w:t>1</w:t>
       </w:r>
+    </w:p>
+    <w:p/>
+    <w:p/>
+    <w:p/>
+    <w:p/>
+    <w:p/>
+    <w:p>
+      <w:pPr>
+        <w:jc w:val="both"/>
+      </w:pPr>
+    </w:p>
+    <w:p/>
+    <w:p/>
+    <w:p/>
+    <w:p/>
+    <w:p/>
+    <w:p/>
+    <w:p/>
+    <w:p/>
+    <w:p/>
+    <w:p/>
+    <w:p/>
+    <w:p>
+      <w:pPr>
+        <w:pStyle w:val="DESYberschrift"/>
+      </w:pPr>
+    </w:p>
+    <w:p>
+      <w:pPr>
+        <w:pStyle w:val="DESYberschrift"/>
+      </w:pPr>
+      <w:r>
+        <w:lastRenderedPageBreak/>
+        <w:t xml:space="preserve">I.1 </w:t>
+      </w:r>
+      <w:r>
+        <w:t>Einleitung</w:t>
+      </w:r>
+    </w:p>
+    <w:p>
+      <w:pPr>
+        <w:autoSpaceDE w:val="0"/>
+        <w:autoSpaceDN w:val="0"/>
+        <w:adjustRightInd w:val="0"/>
+        <w:spacing w:after="0" w:line="240" w:lineRule="auto"/>
+        <w:rPr>
+          <w:rFonts w:asciiTheme="majorHAnsi" w:hAnsiTheme="majorHAnsi" w:cs="Times New Roman"/>
+          <w:kern w:val="0"/>
+        </w:rPr>
+      </w:pPr>
+      <w:r>
+        <w:rPr>
+          <w:rFonts w:asciiTheme="majorHAnsi" w:hAnsiTheme="majorHAnsi" w:cs="Times New Roman"/>
+          <w:kern w:val="0"/>
+        </w:rPr>
+        <w:t>Dieses Projekt ist eine Webanwendung, die Flugzeuge live auf einer Karte zeigt und</w:t>
+      </w:r>
+    </w:p>
+    <w:p>
+      <w:pPr>
+        <w:autoSpaceDE w:val="0"/>
+        <w:autoSpaceDN w:val="0"/>
+        <w:adjustRightInd w:val="0"/>
+        <w:spacing w:after="0" w:line="240" w:lineRule="auto"/>
+        <w:rPr>
+          <w:rFonts w:asciiTheme="majorHAnsi" w:hAnsiTheme="majorHAnsi" w:cs="Times New Roman"/>
+          <w:kern w:val="0"/>
+        </w:rPr>
+      </w:pPr>
+      <w:r>
+        <w:rPr>
+          <w:rFonts w:asciiTheme="majorHAnsi" w:hAnsiTheme="majorHAnsi" w:cs="Times New Roman"/>
+          <w:kern w:val="0"/>
+        </w:rPr>
+        <w:t>die Daten zus</w:t>
+      </w:r>
+      <w:r>
+        <w:rPr>
+          <w:rFonts w:asciiTheme="majorHAnsi" w:hAnsiTheme="majorHAnsi" w:cs="Times New Roman"/>
+          <w:kern w:val="0"/>
+        </w:rPr>
+        <w:t>ä</w:t>
+      </w:r>
+      <w:r>
+        <w:rPr>
+          <w:rFonts w:asciiTheme="majorHAnsi" w:hAnsiTheme="majorHAnsi" w:cs="Times New Roman"/>
+          <w:kern w:val="0"/>
+        </w:rPr>
+        <w:t>tzlich speichert. Dabei geht es nicht um „Radar“ im klassischen Sinn,</w:t>
+      </w:r>
+    </w:p>
+    <w:p>
+      <w:pPr>
+        <w:autoSpaceDE w:val="0"/>
+        <w:autoSpaceDN w:val="0"/>
+        <w:adjustRightInd w:val="0"/>
+        <w:spacing w:after="0" w:line="240" w:lineRule="auto"/>
+        <w:rPr>
+          <w:rFonts w:asciiTheme="majorHAnsi" w:hAnsiTheme="majorHAnsi" w:cs="Times New Roman"/>
+          <w:kern w:val="0"/>
+        </w:rPr>
+      </w:pPr>
+      <w:r>
+        <w:rPr>
+          <w:rFonts w:asciiTheme="majorHAnsi" w:hAnsiTheme="majorHAnsi" w:cs="Times New Roman"/>
+          <w:kern w:val="0"/>
+        </w:rPr>
+        <w:t xml:space="preserve">sondern um ADS-B. </w:t>
+      </w:r>
+      <w:r>
+        <w:rPr>
+          <w:rFonts w:asciiTheme="majorHAnsi" w:hAnsiTheme="majorHAnsi" w:cs="Times New Roman"/>
+          <w:kern w:val="0"/>
+        </w:rPr>
+        <w:t>Alle</w:t>
+      </w:r>
+      <w:r>
+        <w:rPr>
+          <w:rFonts w:asciiTheme="majorHAnsi" w:hAnsiTheme="majorHAnsi" w:cs="Times New Roman"/>
+          <w:kern w:val="0"/>
+        </w:rPr>
+        <w:t xml:space="preserve"> modernen Flugzeuge</w:t>
+      </w:r>
+      <w:r>
+        <w:rPr>
+          <w:rFonts w:asciiTheme="majorHAnsi" w:hAnsiTheme="majorHAnsi" w:cs="Times New Roman"/>
+          <w:kern w:val="0"/>
+        </w:rPr>
+        <w:t xml:space="preserve"> senden diese Daten von sich aus,</w:t>
+      </w:r>
+    </w:p>
+    <w:p>
+      <w:pPr>
+        <w:autoSpaceDE w:val="0"/>
+        <w:autoSpaceDN w:val="0"/>
+        <w:adjustRightInd w:val="0"/>
+        <w:spacing w:after="0" w:line="240" w:lineRule="auto"/>
+        <w:rPr>
+          <w:rFonts w:asciiTheme="majorHAnsi" w:hAnsiTheme="majorHAnsi" w:cs="Times New Roman"/>
+          <w:kern w:val="0"/>
+        </w:rPr>
+      </w:pPr>
+      <w:r>
+        <w:rPr>
+          <w:rFonts w:asciiTheme="majorHAnsi" w:hAnsiTheme="majorHAnsi" w:cs="Times New Roman"/>
+          <w:kern w:val="0"/>
+        </w:rPr>
+        <w:t>ähnlich wie ein regelm</w:t>
+      </w:r>
+      <w:r>
+        <w:rPr>
+          <w:rFonts w:asciiTheme="majorHAnsi" w:hAnsiTheme="majorHAnsi" w:cs="Times New Roman"/>
+          <w:kern w:val="0"/>
+        </w:rPr>
+        <w:t>äßi</w:t>
+      </w:r>
+      <w:r>
+        <w:rPr>
+          <w:rFonts w:asciiTheme="majorHAnsi" w:hAnsiTheme="majorHAnsi" w:cs="Times New Roman"/>
+          <w:kern w:val="0"/>
+        </w:rPr>
+        <w:t>ges Status-Update. Wenn man die Daten nur live anschaut,</w:t>
+      </w:r>
+    </w:p>
+    <w:p>
+      <w:pPr>
+        <w:autoSpaceDE w:val="0"/>
+        <w:autoSpaceDN w:val="0"/>
+        <w:adjustRightInd w:val="0"/>
+        <w:spacing w:after="0" w:line="240" w:lineRule="auto"/>
+        <w:rPr>
+          <w:rFonts w:asciiTheme="majorHAnsi" w:hAnsiTheme="majorHAnsi" w:cs="Times New Roman"/>
+          <w:kern w:val="0"/>
+        </w:rPr>
+      </w:pPr>
+      <w:r>
+        <w:rPr>
+          <w:rFonts w:asciiTheme="majorHAnsi" w:hAnsiTheme="majorHAnsi" w:cs="Times New Roman"/>
+          <w:kern w:val="0"/>
+        </w:rPr>
+        <w:t>sind sie nach ein paar Sekunden wieder weg. Das Projekt macht daraus etwas</w:t>
+      </w:r>
+    </w:p>
+    <w:p>
+      <w:pPr>
+        <w:autoSpaceDE w:val="0"/>
+        <w:autoSpaceDN w:val="0"/>
+        <w:adjustRightInd w:val="0"/>
+        <w:spacing w:after="0" w:line="240" w:lineRule="auto"/>
+        <w:rPr>
+          <w:rFonts w:asciiTheme="majorHAnsi" w:hAnsiTheme="majorHAnsi" w:cs="Times New Roman"/>
+          <w:kern w:val="0"/>
+        </w:rPr>
+      </w:pPr>
+      <w:r>
+        <w:rPr>
+          <w:rFonts w:asciiTheme="majorHAnsi" w:hAnsiTheme="majorHAnsi" w:cs="Times New Roman"/>
+          <w:kern w:val="0"/>
+        </w:rPr>
+        <w:t>Dauerhaftes: Es speichert die Sichtungen in einer SQLite-Datenbank. So kann man</w:t>
+      </w:r>
+    </w:p>
+    <w:p>
+      <w:pPr>
+        <w:autoSpaceDE w:val="0"/>
+        <w:autoSpaceDN w:val="0"/>
+        <w:adjustRightInd w:val="0"/>
+        <w:spacing w:after="0" w:line="240" w:lineRule="auto"/>
+        <w:rPr>
+          <w:rFonts w:asciiTheme="majorHAnsi" w:hAnsiTheme="majorHAnsi" w:cs="Times New Roman"/>
+          <w:kern w:val="0"/>
+        </w:rPr>
+      </w:pPr>
+      <w:r>
+        <w:rPr>
+          <w:rFonts w:asciiTheme="majorHAnsi" w:hAnsiTheme="majorHAnsi" w:cs="Times New Roman"/>
+          <w:kern w:val="0"/>
+        </w:rPr>
+        <w:t xml:space="preserve">später nach Flügen suchen, Statistiken bilden und sich auch </w:t>
+      </w:r>
+      <w:r>
+        <w:rPr>
+          <w:rFonts w:asciiTheme="majorHAnsi" w:hAnsiTheme="majorHAnsi" w:cs="Times New Roman"/>
+          <w:kern w:val="0"/>
+        </w:rPr>
+        <w:t>ältere</w:t>
+      </w:r>
+      <w:r>
+        <w:rPr>
+          <w:rFonts w:asciiTheme="majorHAnsi" w:hAnsiTheme="majorHAnsi" w:cs="Times New Roman"/>
+          <w:kern w:val="0"/>
+        </w:rPr>
+        <w:t xml:space="preserve"> Bewegungen</w:t>
+      </w:r>
+    </w:p>
+    <w:p>
+      <w:pPr>
+        <w:autoSpaceDE w:val="0"/>
+        <w:autoSpaceDN w:val="0"/>
+        <w:adjustRightInd w:val="0"/>
+        <w:spacing w:after="0" w:line="240" w:lineRule="auto"/>
+        <w:rPr>
+          <w:rFonts w:asciiTheme="majorHAnsi" w:hAnsiTheme="majorHAnsi" w:cs="Times New Roman"/>
+          <w:kern w:val="0"/>
+        </w:rPr>
+      </w:pPr>
+      <w:r>
+        <w:rPr>
+          <w:rFonts w:asciiTheme="majorHAnsi" w:hAnsiTheme="majorHAnsi" w:cs="Times New Roman"/>
+          <w:kern w:val="0"/>
+        </w:rPr>
+        <w:t>anschauen.</w:t>
+      </w:r>
+    </w:p>
+    <w:p>
+      <w:pPr>
+        <w:autoSpaceDE w:val="0"/>
+        <w:autoSpaceDN w:val="0"/>
+        <w:adjustRightInd w:val="0"/>
+        <w:spacing w:after="0" w:line="240" w:lineRule="auto"/>
+        <w:rPr>
+          <w:rFonts w:asciiTheme="majorHAnsi" w:hAnsiTheme="majorHAnsi" w:cs="Times New Roman"/>
+          <w:kern w:val="0"/>
+        </w:rPr>
+      </w:pPr>
+      <w:r>
+        <w:rPr>
+          <w:rFonts w:asciiTheme="majorHAnsi" w:hAnsiTheme="majorHAnsi" w:cs="Times New Roman"/>
+          <w:kern w:val="0"/>
+        </w:rPr>
+        <w:t>Ein wichtiger Punkt ist die klare Aufgabenteilung: Die Funk- und Signalverarbeitung</w:t>
+      </w:r>
+    </w:p>
+    <w:p>
+      <w:pPr>
+        <w:autoSpaceDE w:val="0"/>
+        <w:autoSpaceDN w:val="0"/>
+        <w:adjustRightInd w:val="0"/>
+        <w:spacing w:after="0" w:line="240" w:lineRule="auto"/>
+        <w:rPr>
+          <w:rFonts w:asciiTheme="majorHAnsi" w:hAnsiTheme="majorHAnsi" w:cs="Times New Roman"/>
+          <w:kern w:val="0"/>
+        </w:rPr>
+      </w:pPr>
+      <w:r>
+        <w:rPr>
+          <w:rFonts w:asciiTheme="majorHAnsi" w:hAnsiTheme="majorHAnsi" w:cs="Times New Roman"/>
+          <w:kern w:val="0"/>
+        </w:rPr>
+        <w:t>macht dump1090</w:t>
+      </w:r>
+      <w:r>
+        <w:rPr>
+          <w:rFonts w:asciiTheme="majorHAnsi" w:hAnsiTheme="majorHAnsi" w:cs="Times New Roman"/>
+          <w:kern w:val="0"/>
+        </w:rPr>
+        <w:t xml:space="preserve"> (Treiber)</w:t>
+      </w:r>
+      <w:r>
+        <w:rPr>
+          <w:rFonts w:asciiTheme="majorHAnsi" w:hAnsiTheme="majorHAnsi" w:cs="Times New Roman"/>
+          <w:kern w:val="0"/>
+        </w:rPr>
+        <w:t>. Die Webanwendung liest JSON-Daten</w:t>
+      </w:r>
+      <w:r>
+        <w:rPr>
+          <w:rFonts w:asciiTheme="majorHAnsi" w:hAnsiTheme="majorHAnsi" w:cs="Times New Roman"/>
+          <w:kern w:val="0"/>
+        </w:rPr>
+        <w:t xml:space="preserve"> </w:t>
+      </w:r>
+      <w:r>
+        <w:rPr>
+          <w:rFonts w:asciiTheme="majorHAnsi" w:hAnsiTheme="majorHAnsi" w:cs="Times New Roman"/>
+          <w:kern w:val="0"/>
+        </w:rPr>
+        <w:t xml:space="preserve">aus und </w:t>
+      </w:r>
+      <w:proofErr w:type="spellStart"/>
+      <w:r>
+        <w:rPr>
+          <w:rFonts w:asciiTheme="majorHAnsi" w:hAnsiTheme="majorHAnsi" w:cs="Times New Roman"/>
+          <w:kern w:val="0"/>
+        </w:rPr>
+        <w:t>kümmert</w:t>
+      </w:r>
+      <w:proofErr w:type="spellEnd"/>
+      <w:r>
+        <w:rPr>
+          <w:rFonts w:asciiTheme="majorHAnsi" w:hAnsiTheme="majorHAnsi" w:cs="Times New Roman"/>
+          <w:kern w:val="0"/>
+        </w:rPr>
+        <w:t xml:space="preserve"> sich um Anreicherung</w:t>
+      </w:r>
+      <w:r>
+        <w:rPr>
+          <w:rFonts w:asciiTheme="majorHAnsi" w:hAnsiTheme="majorHAnsi" w:cs="Times New Roman"/>
+          <w:kern w:val="0"/>
+        </w:rPr>
+        <w:t xml:space="preserve"> durch </w:t>
+      </w:r>
+      <w:r>
+        <w:rPr>
+          <w:rFonts w:asciiTheme="majorHAnsi" w:hAnsiTheme="majorHAnsi" w:cs="Times New Roman"/>
+          <w:kern w:val="0"/>
+        </w:rPr>
+        <w:t>API-Services</w:t>
+      </w:r>
+      <w:r>
+        <w:rPr>
+          <w:rFonts w:asciiTheme="majorHAnsi" w:hAnsiTheme="majorHAnsi" w:cs="Times New Roman"/>
+          <w:kern w:val="0"/>
+        </w:rPr>
+        <w:t>, Speicherung und Darstellung</w:t>
+      </w:r>
+      <w:r>
+        <w:rPr>
+          <w:rFonts w:asciiTheme="majorHAnsi" w:hAnsiTheme="majorHAnsi" w:cs="Times New Roman"/>
+          <w:kern w:val="0"/>
+        </w:rPr>
+        <w:t xml:space="preserve"> </w:t>
+      </w:r>
+      <w:r>
+        <w:rPr>
+          <w:rFonts w:asciiTheme="majorHAnsi" w:hAnsiTheme="majorHAnsi" w:cs="Times New Roman"/>
+          <w:kern w:val="0"/>
+        </w:rPr>
+        <w:t>im Browser. Dadurch bleibt</w:t>
+      </w:r>
+      <w:r>
+        <w:rPr>
+          <w:rFonts w:asciiTheme="majorHAnsi" w:hAnsiTheme="majorHAnsi" w:cs="Times New Roman"/>
+          <w:kern w:val="0"/>
+        </w:rPr>
+        <w:t xml:space="preserve"> </w:t>
+      </w:r>
+      <w:r>
+        <w:rPr>
+          <w:rFonts w:asciiTheme="majorHAnsi" w:hAnsiTheme="majorHAnsi" w:cs="Times New Roman"/>
+          <w:kern w:val="0"/>
+        </w:rPr>
+        <w:t>der Code übersichtlich und die Komponenten lassen sich</w:t>
+      </w:r>
+      <w:r>
+        <w:rPr>
+          <w:rFonts w:asciiTheme="majorHAnsi" w:hAnsiTheme="majorHAnsi" w:cs="Times New Roman"/>
+          <w:kern w:val="0"/>
+        </w:rPr>
+        <w:t xml:space="preserve"> </w:t>
+      </w:r>
+      <w:r>
+        <w:rPr>
+          <w:rFonts w:asciiTheme="majorHAnsi" w:hAnsiTheme="majorHAnsi" w:cs="Times New Roman"/>
+          <w:kern w:val="0"/>
+        </w:rPr>
+        <w:t>getrennt betreiben und testen.</w:t>
+      </w:r>
+    </w:p>
+    <w:p>
+      <w:pPr>
+        <w:rPr>
+          <w:rFonts w:asciiTheme="majorHAnsi" w:hAnsiTheme="majorHAnsi"/>
+        </w:rPr>
+      </w:pPr>
+    </w:p>
+    <w:p>
+      <w:pPr>
+        <w:rPr>
+          <w:rFonts w:asciiTheme="majorHAnsi" w:hAnsiTheme="majorHAnsi"/>
+        </w:rPr>
+      </w:pPr>
     </w:p>
     <w:p/>
     <w:p/>
@@ -1699,464 +1826,40 @@
     <w:p/>
     <w:p/>
     <w:p/>
+    <w:p/>
     <w:p>
       <w:pPr>
         <w:pStyle w:val="DESYberschrift"/>
-      </w:pPr>
-    </w:p>
-    <w:p>
-      <w:pPr>
-        <w:pStyle w:val="DESYberschrift"/>
-      </w:pPr>
-      <w:r>
-        <w:t xml:space="preserve">I.1 </w:t>
-      </w:r>
-      <w:r>
-        <w:t>Einleitung</w:t>
-      </w:r>
-    </w:p>
-    <w:p>
-      <w:pPr>
-        <w:autoSpaceDE w:val="0"/>
-        <w:autoSpaceDN w:val="0"/>
-        <w:adjustRightInd w:val="0"/>
-        <w:spacing w:after="0" w:line="240" w:lineRule="auto"/>
-        <w:rPr>
-          <w:rFonts w:asciiTheme="majorHAnsi" w:hAnsiTheme="majorHAnsi" w:cs="Times New Roman"/>
-          <w:kern w:val="0"/>
-        </w:rPr>
-      </w:pPr>
-      <w:r>
-        <w:rPr>
-          <w:rFonts w:asciiTheme="majorHAnsi" w:hAnsiTheme="majorHAnsi" w:cs="Times New Roman"/>
-          <w:kern w:val="0"/>
-        </w:rPr>
-        <w:t>Dieses Projekt ist eine Webanwendung, die Flugzeuge live auf einer Karte zeigt und</w:t>
-      </w:r>
-    </w:p>
-    <w:p>
-      <w:pPr>
-        <w:autoSpaceDE w:val="0"/>
-        <w:autoSpaceDN w:val="0"/>
-        <w:adjustRightInd w:val="0"/>
-        <w:spacing w:after="0" w:line="240" w:lineRule="auto"/>
-        <w:rPr>
-          <w:rFonts w:asciiTheme="majorHAnsi" w:hAnsiTheme="majorHAnsi" w:cs="Times New Roman"/>
-          <w:kern w:val="0"/>
-        </w:rPr>
-      </w:pPr>
-      <w:r>
-        <w:rPr>
-          <w:rFonts w:asciiTheme="majorHAnsi" w:hAnsiTheme="majorHAnsi" w:cs="Times New Roman"/>
-          <w:kern w:val="0"/>
-        </w:rPr>
-        <w:t>die Daten zus</w:t>
-      </w:r>
-      <w:r>
-        <w:rPr>
-          <w:rFonts w:asciiTheme="majorHAnsi" w:hAnsiTheme="majorHAnsi" w:cs="Times New Roman"/>
-          <w:kern w:val="0"/>
-        </w:rPr>
-        <w:t>ä</w:t>
-      </w:r>
-      <w:r>
-        <w:rPr>
-          <w:rFonts w:asciiTheme="majorHAnsi" w:hAnsiTheme="majorHAnsi" w:cs="Times New Roman"/>
-          <w:kern w:val="0"/>
-        </w:rPr>
-        <w:t>tzlich speichert. Dabei geht es nicht um „Radar“ im klassischen Sinn,</w:t>
-      </w:r>
-    </w:p>
-    <w:p>
-      <w:pPr>
-        <w:autoSpaceDE w:val="0"/>
-        <w:autoSpaceDN w:val="0"/>
-        <w:adjustRightInd w:val="0"/>
-        <w:spacing w:after="0" w:line="240" w:lineRule="auto"/>
-        <w:rPr>
-          <w:rFonts w:asciiTheme="majorHAnsi" w:hAnsiTheme="majorHAnsi" w:cs="Times New Roman"/>
-          <w:kern w:val="0"/>
-        </w:rPr>
-      </w:pPr>
-      <w:r>
-        <w:rPr>
-          <w:rFonts w:asciiTheme="majorHAnsi" w:hAnsiTheme="majorHAnsi" w:cs="Times New Roman"/>
-          <w:kern w:val="0"/>
-        </w:rPr>
-        <w:t xml:space="preserve">sondern um ADS-B. </w:t>
-      </w:r>
-      <w:r>
-        <w:rPr>
-          <w:rFonts w:asciiTheme="majorHAnsi" w:hAnsiTheme="majorHAnsi" w:cs="Times New Roman"/>
-          <w:kern w:val="0"/>
-        </w:rPr>
-        <w:t>Alle</w:t>
-      </w:r>
-      <w:r>
-        <w:rPr>
-          <w:rFonts w:asciiTheme="majorHAnsi" w:hAnsiTheme="majorHAnsi" w:cs="Times New Roman"/>
-          <w:kern w:val="0"/>
-        </w:rPr>
-        <w:t xml:space="preserve"> modernen Flugzeuge</w:t>
-      </w:r>
-      <w:r>
-        <w:rPr>
-          <w:rFonts w:asciiTheme="majorHAnsi" w:hAnsiTheme="majorHAnsi" w:cs="Times New Roman"/>
-          <w:kern w:val="0"/>
-        </w:rPr>
-        <w:t xml:space="preserve"> senden diese Daten von sich aus,</w:t>
-      </w:r>
-    </w:p>
-    <w:p>
-      <w:pPr>
-        <w:autoSpaceDE w:val="0"/>
-        <w:autoSpaceDN w:val="0"/>
-        <w:adjustRightInd w:val="0"/>
-        <w:spacing w:after="0" w:line="240" w:lineRule="auto"/>
-        <w:rPr>
-          <w:rFonts w:asciiTheme="majorHAnsi" w:hAnsiTheme="majorHAnsi" w:cs="Times New Roman"/>
-          <w:kern w:val="0"/>
-        </w:rPr>
-      </w:pPr>
-      <w:r>
-        <w:rPr>
-          <w:rFonts w:asciiTheme="majorHAnsi" w:hAnsiTheme="majorHAnsi" w:cs="Times New Roman"/>
-          <w:kern w:val="0"/>
-        </w:rPr>
-        <w:t>ähnlich</w:t>
-      </w:r>
-      <w:r>
-        <w:rPr>
-          <w:rFonts w:asciiTheme="majorHAnsi" w:hAnsiTheme="majorHAnsi" w:cs="Times New Roman"/>
-          <w:kern w:val="0"/>
-        </w:rPr>
-        <w:t xml:space="preserve"> wie ein regelm</w:t>
-      </w:r>
-      <w:r>
-        <w:rPr>
-          <w:rFonts w:asciiTheme="majorHAnsi" w:hAnsiTheme="majorHAnsi" w:cs="Times New Roman"/>
-          <w:kern w:val="0"/>
-        </w:rPr>
-        <w:t>äßi</w:t>
-      </w:r>
-      <w:r>
-        <w:rPr>
-          <w:rFonts w:asciiTheme="majorHAnsi" w:hAnsiTheme="majorHAnsi" w:cs="Times New Roman"/>
-          <w:kern w:val="0"/>
-        </w:rPr>
-        <w:t>ges Status-Update. Wenn man die Daten nur live anschaut,</w:t>
-      </w:r>
-    </w:p>
-    <w:p>
-      <w:pPr>
-        <w:autoSpaceDE w:val="0"/>
-        <w:autoSpaceDN w:val="0"/>
-        <w:adjustRightInd w:val="0"/>
-        <w:spacing w:after="0" w:line="240" w:lineRule="auto"/>
-        <w:rPr>
-          <w:rFonts w:asciiTheme="majorHAnsi" w:hAnsiTheme="majorHAnsi" w:cs="Times New Roman"/>
-          <w:kern w:val="0"/>
-        </w:rPr>
-      </w:pPr>
-      <w:r>
-        <w:rPr>
-          <w:rFonts w:asciiTheme="majorHAnsi" w:hAnsiTheme="majorHAnsi" w:cs="Times New Roman"/>
-          <w:kern w:val="0"/>
-        </w:rPr>
-        <w:t>sind sie nach ein paar Sekunden wieder weg. Das Projekt macht daraus etwas</w:t>
-      </w:r>
-    </w:p>
-    <w:p>
-      <w:pPr>
-        <w:autoSpaceDE w:val="0"/>
-        <w:autoSpaceDN w:val="0"/>
-        <w:adjustRightInd w:val="0"/>
-        <w:spacing w:after="0" w:line="240" w:lineRule="auto"/>
-        <w:rPr>
-          <w:rFonts w:asciiTheme="majorHAnsi" w:hAnsiTheme="majorHAnsi" w:cs="Times New Roman"/>
-          <w:kern w:val="0"/>
-        </w:rPr>
-      </w:pPr>
-      <w:r>
-        <w:rPr>
-          <w:rFonts w:asciiTheme="majorHAnsi" w:hAnsiTheme="majorHAnsi" w:cs="Times New Roman"/>
-          <w:kern w:val="0"/>
-        </w:rPr>
-        <w:t>Dauerhaftes: Es speichert die Sichtungen in einer SQLite-Datenbank. So kann man</w:t>
-      </w:r>
-    </w:p>
-    <w:p>
-      <w:pPr>
-        <w:autoSpaceDE w:val="0"/>
-        <w:autoSpaceDN w:val="0"/>
-        <w:adjustRightInd w:val="0"/>
-        <w:spacing w:after="0" w:line="240" w:lineRule="auto"/>
-        <w:rPr>
-          <w:rFonts w:asciiTheme="majorHAnsi" w:hAnsiTheme="majorHAnsi" w:cs="Times New Roman"/>
-          <w:kern w:val="0"/>
-        </w:rPr>
-      </w:pPr>
-      <w:r>
-        <w:rPr>
-          <w:rFonts w:asciiTheme="majorHAnsi" w:hAnsiTheme="majorHAnsi" w:cs="Times New Roman"/>
-          <w:kern w:val="0"/>
-        </w:rPr>
-        <w:t>später</w:t>
-      </w:r>
-      <w:r>
-        <w:rPr>
-          <w:rFonts w:asciiTheme="majorHAnsi" w:hAnsiTheme="majorHAnsi" w:cs="Times New Roman"/>
-          <w:kern w:val="0"/>
-        </w:rPr>
-        <w:t xml:space="preserve"> nach </w:t>
-      </w:r>
-      <w:r>
-        <w:rPr>
-          <w:rFonts w:asciiTheme="majorHAnsi" w:hAnsiTheme="majorHAnsi" w:cs="Times New Roman"/>
-          <w:kern w:val="0"/>
-        </w:rPr>
-        <w:t>Flügen</w:t>
-      </w:r>
-      <w:r>
-        <w:rPr>
-          <w:rFonts w:asciiTheme="majorHAnsi" w:hAnsiTheme="majorHAnsi" w:cs="Times New Roman"/>
-          <w:kern w:val="0"/>
-        </w:rPr>
-        <w:t xml:space="preserve"> suchen, Statistiken bilden und sich auch </w:t>
-      </w:r>
-      <w:r>
-        <w:rPr>
-          <w:rFonts w:asciiTheme="majorHAnsi" w:hAnsiTheme="majorHAnsi" w:cs="Times New Roman"/>
-          <w:kern w:val="0"/>
-        </w:rPr>
-        <w:t>ältere</w:t>
-      </w:r>
-      <w:r>
-        <w:rPr>
-          <w:rFonts w:asciiTheme="majorHAnsi" w:hAnsiTheme="majorHAnsi" w:cs="Times New Roman"/>
-          <w:kern w:val="0"/>
-        </w:rPr>
-        <w:t xml:space="preserve"> Bewegungen</w:t>
-      </w:r>
-    </w:p>
-    <w:p>
-      <w:pPr>
-        <w:autoSpaceDE w:val="0"/>
-        <w:autoSpaceDN w:val="0"/>
-        <w:adjustRightInd w:val="0"/>
-        <w:spacing w:after="0" w:line="240" w:lineRule="auto"/>
-        <w:rPr>
-          <w:rFonts w:asciiTheme="majorHAnsi" w:hAnsiTheme="majorHAnsi" w:cs="Times New Roman"/>
-          <w:kern w:val="0"/>
-        </w:rPr>
-      </w:pPr>
-      <w:r>
-        <w:rPr>
-          <w:rFonts w:asciiTheme="majorHAnsi" w:hAnsiTheme="majorHAnsi" w:cs="Times New Roman"/>
-          <w:kern w:val="0"/>
-        </w:rPr>
-        <w:t>anschauen.</w:t>
-      </w:r>
-    </w:p>
-    <w:p>
-      <w:pPr>
-        <w:autoSpaceDE w:val="0"/>
-        <w:autoSpaceDN w:val="0"/>
-        <w:adjustRightInd w:val="0"/>
-        <w:spacing w:after="0" w:line="240" w:lineRule="auto"/>
-        <w:rPr>
-          <w:rFonts w:asciiTheme="majorHAnsi" w:hAnsiTheme="majorHAnsi" w:cs="Times New Roman"/>
-          <w:kern w:val="0"/>
-        </w:rPr>
-      </w:pPr>
-      <w:r>
-        <w:rPr>
-          <w:rFonts w:asciiTheme="majorHAnsi" w:hAnsiTheme="majorHAnsi" w:cs="Times New Roman"/>
-          <w:kern w:val="0"/>
-        </w:rPr>
-        <w:t>Ein wichtiger Punkt ist die klare Aufgabenteilung: Die Funk- und Signalverarbeitung</w:t>
-      </w:r>
-    </w:p>
-    <w:p>
-      <w:pPr>
-        <w:autoSpaceDE w:val="0"/>
-        <w:autoSpaceDN w:val="0"/>
-        <w:adjustRightInd w:val="0"/>
-        <w:spacing w:after="0" w:line="240" w:lineRule="auto"/>
-        <w:rPr>
-          <w:rFonts w:asciiTheme="majorHAnsi" w:hAnsiTheme="majorHAnsi" w:cs="Times New Roman"/>
-          <w:kern w:val="0"/>
-        </w:rPr>
-      </w:pPr>
-      <w:r>
-        <w:rPr>
-          <w:rFonts w:asciiTheme="majorHAnsi" w:hAnsiTheme="majorHAnsi" w:cs="Times New Roman"/>
-          <w:kern w:val="0"/>
-        </w:rPr>
-        <w:t>macht dump1090</w:t>
-      </w:r>
-      <w:r>
-        <w:rPr>
-          <w:rFonts w:asciiTheme="majorHAnsi" w:hAnsiTheme="majorHAnsi" w:cs="Times New Roman"/>
-          <w:kern w:val="0"/>
-        </w:rPr>
-        <w:t xml:space="preserve"> (Treiber)</w:t>
-      </w:r>
-      <w:r>
-        <w:rPr>
-          <w:rFonts w:asciiTheme="majorHAnsi" w:hAnsiTheme="majorHAnsi" w:cs="Times New Roman"/>
-          <w:kern w:val="0"/>
-        </w:rPr>
-        <w:t>. Die Webanwendung liest JSON-Daten</w:t>
-      </w:r>
-      <w:r>
-        <w:rPr>
-          <w:rFonts w:asciiTheme="majorHAnsi" w:hAnsiTheme="majorHAnsi" w:cs="Times New Roman"/>
-          <w:kern w:val="0"/>
-        </w:rPr>
-        <w:t xml:space="preserve"> </w:t>
-      </w:r>
-      <w:r>
-        <w:rPr>
-          <w:rFonts w:asciiTheme="majorHAnsi" w:hAnsiTheme="majorHAnsi" w:cs="Times New Roman"/>
-          <w:kern w:val="0"/>
-        </w:rPr>
-        <w:t xml:space="preserve">aus und </w:t>
-      </w:r>
-      <w:proofErr w:type="spellStart"/>
-      <w:r>
-        <w:rPr>
-          <w:rFonts w:asciiTheme="majorHAnsi" w:hAnsiTheme="majorHAnsi" w:cs="Times New Roman"/>
-          <w:kern w:val="0"/>
-        </w:rPr>
-        <w:t>kümmert</w:t>
-      </w:r>
-      <w:proofErr w:type="spellEnd"/>
-      <w:r>
-        <w:rPr>
-          <w:rFonts w:asciiTheme="majorHAnsi" w:hAnsiTheme="majorHAnsi" w:cs="Times New Roman"/>
-          <w:kern w:val="0"/>
-        </w:rPr>
-        <w:t xml:space="preserve"> sich um Anreicherung</w:t>
-      </w:r>
-      <w:r>
-        <w:rPr>
-          <w:rFonts w:asciiTheme="majorHAnsi" w:hAnsiTheme="majorHAnsi" w:cs="Times New Roman"/>
-          <w:kern w:val="0"/>
-        </w:rPr>
-        <w:t xml:space="preserve"> durch </w:t>
-      </w:r>
-      <w:r>
-        <w:rPr>
-          <w:rFonts w:asciiTheme="majorHAnsi" w:hAnsiTheme="majorHAnsi" w:cs="Times New Roman"/>
-          <w:kern w:val="0"/>
-        </w:rPr>
-        <w:t>API-Services</w:t>
-      </w:r>
-      <w:r>
-        <w:rPr>
-          <w:rFonts w:asciiTheme="majorHAnsi" w:hAnsiTheme="majorHAnsi" w:cs="Times New Roman"/>
-          <w:kern w:val="0"/>
-        </w:rPr>
-        <w:t>, Speicherung und Darstellung</w:t>
-      </w:r>
-      <w:r>
-        <w:rPr>
-          <w:rFonts w:asciiTheme="majorHAnsi" w:hAnsiTheme="majorHAnsi" w:cs="Times New Roman"/>
-          <w:kern w:val="0"/>
-        </w:rPr>
-        <w:t xml:space="preserve"> </w:t>
-      </w:r>
-      <w:r>
-        <w:rPr>
-          <w:rFonts w:asciiTheme="majorHAnsi" w:hAnsiTheme="majorHAnsi" w:cs="Times New Roman"/>
-          <w:kern w:val="0"/>
-        </w:rPr>
-        <w:t>im Browser. Dadurch bleibt</w:t>
-      </w:r>
-      <w:r>
-        <w:rPr>
-          <w:rFonts w:asciiTheme="majorHAnsi" w:hAnsiTheme="majorHAnsi" w:cs="Times New Roman"/>
-          <w:kern w:val="0"/>
-        </w:rPr>
-        <w:t xml:space="preserve"> </w:t>
-      </w:r>
-      <w:r>
-        <w:rPr>
-          <w:rFonts w:asciiTheme="majorHAnsi" w:hAnsiTheme="majorHAnsi" w:cs="Times New Roman"/>
-          <w:kern w:val="0"/>
-        </w:rPr>
-        <w:t xml:space="preserve">der Code </w:t>
-      </w:r>
-      <w:r>
-        <w:rPr>
-          <w:rFonts w:asciiTheme="majorHAnsi" w:hAnsiTheme="majorHAnsi" w:cs="Times New Roman"/>
-          <w:kern w:val="0"/>
-        </w:rPr>
-        <w:t>übersichtlich</w:t>
-      </w:r>
-      <w:r>
-        <w:rPr>
-          <w:rFonts w:asciiTheme="majorHAnsi" w:hAnsiTheme="majorHAnsi" w:cs="Times New Roman"/>
-          <w:kern w:val="0"/>
-        </w:rPr>
-        <w:t xml:space="preserve"> und die Komponenten lassen sich</w:t>
-      </w:r>
-      <w:r>
-        <w:rPr>
-          <w:rFonts w:asciiTheme="majorHAnsi" w:hAnsiTheme="majorHAnsi" w:cs="Times New Roman"/>
-          <w:kern w:val="0"/>
-        </w:rPr>
-        <w:t xml:space="preserve"> </w:t>
-      </w:r>
-      <w:r>
-        <w:rPr>
-          <w:rFonts w:asciiTheme="majorHAnsi" w:hAnsiTheme="majorHAnsi" w:cs="Times New Roman"/>
-          <w:kern w:val="0"/>
-        </w:rPr>
-        <w:t>getrennt betreiben und testen.</w:t>
-      </w:r>
-    </w:p>
-    <w:p>
-      <w:pPr>
-        <w:rPr>
-          <w:rFonts w:asciiTheme="majorHAnsi" w:hAnsiTheme="majorHAnsi"/>
-        </w:rPr>
-      </w:pPr>
-    </w:p>
-    <w:p>
-      <w:pPr>
-        <w:rPr>
-          <w:rFonts w:asciiTheme="majorHAnsi" w:hAnsiTheme="majorHAnsi"/>
-        </w:rPr>
-      </w:pPr>
-    </w:p>
-    <w:p/>
-    <w:p/>
-    <w:p/>
-    <w:p/>
-    <w:p/>
-    <w:p/>
-    <w:p/>
-    <w:p/>
-    <w:p/>
-    <w:p/>
-    <w:p/>
-    <w:p/>
-    <w:p/>
-    <w:p/>
-    <w:p/>
-    <w:p/>
-    <w:p>
-      <w:pPr>
-        <w:pStyle w:val="DESYberschrift"/>
-      </w:pPr>
-      <w:r>
+        <w:rPr>
+          <w:lang w:val="en-US"/>
+        </w:rPr>
+      </w:pPr>
+      <w:r>
+        <w:rPr>
+          <w:lang w:val="en-US"/>
+        </w:rPr>
         <w:lastRenderedPageBreak/>
         <w:t xml:space="preserve">I.2 </w:t>
       </w:r>
       <w:r>
-        <w:t>Was ist ADS-B?</w:t>
+        <w:rPr>
+          <w:lang w:val="en-US"/>
+        </w:rPr>
+        <w:t xml:space="preserve">Was </w:t>
+      </w:r>
+      <w:proofErr w:type="spellStart"/>
+      <w:r>
+        <w:rPr>
+          <w:lang w:val="en-US"/>
+        </w:rPr>
+        <w:t>ist</w:t>
+      </w:r>
+      <w:proofErr w:type="spellEnd"/>
+      <w:r>
+        <w:rPr>
+          <w:lang w:val="en-US"/>
+        </w:rPr>
+        <w:t xml:space="preserve"> ADS-B?</w:t>
       </w:r>
     </w:p>
     <w:p>
@@ -2229,7 +1932,7 @@
           <w:rFonts w:asciiTheme="majorHAnsi" w:eastAsia="Times New Roman" w:hAnsiTheme="majorHAnsi" w:cs="Times New Roman"/>
           <w:color w:val="000000" w:themeColor="text1"/>
           <w:kern w:val="0"/>
-          <w:lang w:eastAsia="de-DE"/>
+          <w:lang w:val="en-US" w:eastAsia="de-DE"/>
           <w14:ligatures w14:val="none"/>
         </w:rPr>
       </w:pPr>
@@ -2241,7 +1944,7 @@
           <w:rFonts w:asciiTheme="majorHAnsi" w:eastAsia="Times New Roman" w:hAnsiTheme="majorHAnsi" w:cs="Times New Roman"/>
           <w:color w:val="000000" w:themeColor="text1"/>
           <w:kern w:val="0"/>
-          <w:lang w:eastAsia="de-DE"/>
+          <w:lang w:val="en-US" w:eastAsia="de-DE"/>
           <w14:ligatures w14:val="none"/>
         </w:rPr>
       </w:pPr>
@@ -2253,7 +1956,7 @@
           <w:rFonts w:asciiTheme="majorHAnsi" w:eastAsia="Times New Roman" w:hAnsiTheme="majorHAnsi" w:cs="Times New Roman"/>
           <w:color w:val="000000" w:themeColor="text1"/>
           <w:kern w:val="0"/>
-          <w:lang w:eastAsia="de-DE"/>
+          <w:lang w:val="en-US" w:eastAsia="de-DE"/>
           <w14:ligatures w14:val="none"/>
         </w:rPr>
       </w:pPr>
@@ -2265,7 +1968,7 @@
           <w:rFonts w:asciiTheme="majorHAnsi" w:eastAsia="Times New Roman" w:hAnsiTheme="majorHAnsi" w:cs="Times New Roman"/>
           <w:color w:val="000000" w:themeColor="text1"/>
           <w:kern w:val="0"/>
-          <w:lang w:eastAsia="de-DE"/>
+          <w:lang w:val="en-US" w:eastAsia="de-DE"/>
           <w14:ligatures w14:val="none"/>
         </w:rPr>
       </w:pPr>
@@ -2277,7 +1980,7 @@
           <w:rFonts w:asciiTheme="majorHAnsi" w:eastAsia="Times New Roman" w:hAnsiTheme="majorHAnsi" w:cs="Times New Roman"/>
           <w:color w:val="000000" w:themeColor="text1"/>
           <w:kern w:val="0"/>
-          <w:lang w:eastAsia="de-DE"/>
+          <w:lang w:val="en-US" w:eastAsia="de-DE"/>
           <w14:ligatures w14:val="none"/>
         </w:rPr>
       </w:pPr>
@@ -2289,7 +1992,7 @@
           <w:rFonts w:asciiTheme="majorHAnsi" w:eastAsia="Times New Roman" w:hAnsiTheme="majorHAnsi" w:cs="Times New Roman"/>
           <w:color w:val="000000" w:themeColor="text1"/>
           <w:kern w:val="0"/>
-          <w:lang w:eastAsia="de-DE"/>
+          <w:lang w:val="en-US" w:eastAsia="de-DE"/>
           <w14:ligatures w14:val="none"/>
         </w:rPr>
       </w:pPr>
@@ -2301,7 +2004,7 @@
           <w:rFonts w:asciiTheme="majorHAnsi" w:eastAsia="Times New Roman" w:hAnsiTheme="majorHAnsi" w:cs="Times New Roman"/>
           <w:color w:val="000000" w:themeColor="text1"/>
           <w:kern w:val="0"/>
-          <w:lang w:eastAsia="de-DE"/>
+          <w:lang w:val="en-US" w:eastAsia="de-DE"/>
           <w14:ligatures w14:val="none"/>
         </w:rPr>
       </w:pPr>
@@ -2313,7 +2016,7 @@
           <w:rFonts w:asciiTheme="majorHAnsi" w:eastAsia="Times New Roman" w:hAnsiTheme="majorHAnsi" w:cs="Times New Roman"/>
           <w:color w:val="000000" w:themeColor="text1"/>
           <w:kern w:val="0"/>
-          <w:lang w:eastAsia="de-DE"/>
+          <w:lang w:val="en-US" w:eastAsia="de-DE"/>
           <w14:ligatures w14:val="none"/>
         </w:rPr>
       </w:pPr>
@@ -2334,72 +2037,64 @@
           <w:rFonts w:asciiTheme="majorHAnsi" w:eastAsia="Times New Roman" w:hAnsiTheme="majorHAnsi" w:cs="Times New Roman"/>
           <w:color w:val="000000" w:themeColor="text1"/>
           <w:kern w:val="0"/>
-          <w:lang w:eastAsia="de-DE"/>
-          <w14:ligatures w14:val="none"/>
-        </w:rPr>
-        <w:t>ADS-B bedeutet </w:t>
+          <w:lang w:val="en-US" w:eastAsia="de-DE"/>
+          <w14:ligatures w14:val="none"/>
+        </w:rPr>
+        <w:t xml:space="preserve">ADS-B </w:t>
       </w:r>
       <w:proofErr w:type="spellStart"/>
       <w:r>
         <w:rPr>
           <w:rFonts w:asciiTheme="majorHAnsi" w:eastAsia="Times New Roman" w:hAnsiTheme="majorHAnsi" w:cs="Times New Roman"/>
-          <w:b/>
-          <w:bCs/>
-          <w:color w:val="000000" w:themeColor="text1"/>
-          <w:kern w:val="0"/>
-          <w:lang w:eastAsia="de-DE"/>
-          <w14:ligatures w14:val="none"/>
-        </w:rPr>
-        <w:t>Automatic</w:t>
+          <w:color w:val="000000" w:themeColor="text1"/>
+          <w:kern w:val="0"/>
+          <w:lang w:val="en-US" w:eastAsia="de-DE"/>
+          <w14:ligatures w14:val="none"/>
+        </w:rPr>
+        <w:t>bedeutet</w:t>
       </w:r>
       <w:proofErr w:type="spellEnd"/>
       <w:r>
         <w:rPr>
           <w:rFonts w:asciiTheme="majorHAnsi" w:eastAsia="Times New Roman" w:hAnsiTheme="majorHAnsi" w:cs="Times New Roman"/>
-          <w:b/>
-          <w:bCs/>
-          <w:color w:val="000000" w:themeColor="text1"/>
-          <w:kern w:val="0"/>
-          <w:lang w:eastAsia="de-DE"/>
-          <w14:ligatures w14:val="none"/>
-        </w:rPr>
-        <w:t xml:space="preserve"> </w:t>
-      </w:r>
-      <w:proofErr w:type="spellStart"/>
-      <w:r>
-        <w:rPr>
-          <w:rFonts w:asciiTheme="majorHAnsi" w:eastAsia="Times New Roman" w:hAnsiTheme="majorHAnsi" w:cs="Times New Roman"/>
-          <w:b/>
-          <w:bCs/>
-          <w:color w:val="000000" w:themeColor="text1"/>
-          <w:kern w:val="0"/>
-          <w:lang w:eastAsia="de-DE"/>
-          <w14:ligatures w14:val="none"/>
-        </w:rPr>
-        <w:t>Dependent</w:t>
-      </w:r>
-      <w:proofErr w:type="spellEnd"/>
-      <w:r>
-        <w:rPr>
-          <w:rFonts w:asciiTheme="majorHAnsi" w:eastAsia="Times New Roman" w:hAnsiTheme="majorHAnsi" w:cs="Times New Roman"/>
-          <w:b/>
-          <w:bCs/>
-          <w:color w:val="000000" w:themeColor="text1"/>
-          <w:kern w:val="0"/>
-          <w:lang w:eastAsia="de-DE"/>
-          <w14:ligatures w14:val="none"/>
-        </w:rPr>
-        <w:t xml:space="preserve"> Surveillance – Broadcast</w:t>
-      </w:r>
-      <w:r>
-        <w:rPr>
-          <w:rFonts w:asciiTheme="majorHAnsi" w:eastAsia="Times New Roman" w:hAnsiTheme="majorHAnsi" w:cs="Times New Roman"/>
-          <w:color w:val="000000" w:themeColor="text1"/>
-          <w:kern w:val="0"/>
-          <w:lang w:eastAsia="de-DE"/>
-          <w14:ligatures w14:val="none"/>
-        </w:rPr>
-        <w:t>. Es ist ein Überwachungs- und Meldesystem in der Luftfahrt, bei dem </w:t>
+          <w:color w:val="000000" w:themeColor="text1"/>
+          <w:kern w:val="0"/>
+          <w:lang w:val="en-US" w:eastAsia="de-DE"/>
+          <w14:ligatures w14:val="none"/>
+        </w:rPr>
+        <w:t> </w:t>
+      </w:r>
+      <w:r>
+        <w:rPr>
+          <w:rFonts w:asciiTheme="majorHAnsi" w:eastAsia="Times New Roman" w:hAnsiTheme="majorHAnsi" w:cs="Times New Roman"/>
+          <w:b/>
+          <w:bCs/>
+          <w:color w:val="000000" w:themeColor="text1"/>
+          <w:kern w:val="0"/>
+          <w:lang w:val="en-US" w:eastAsia="de-DE"/>
+          <w14:ligatures w14:val="none"/>
+        </w:rPr>
+        <w:t>Automatic Dependent Surveillance – Broadcast</w:t>
+      </w:r>
+      <w:r>
+        <w:rPr>
+          <w:rFonts w:asciiTheme="majorHAnsi" w:eastAsia="Times New Roman" w:hAnsiTheme="majorHAnsi" w:cs="Times New Roman"/>
+          <w:color w:val="000000" w:themeColor="text1"/>
+          <w:kern w:val="0"/>
+          <w:lang w:val="en-US" w:eastAsia="de-DE"/>
+          <w14:ligatures w14:val="none"/>
+        </w:rPr>
+        <w:t xml:space="preserve">. </w:t>
+      </w:r>
+      <w:r>
+        <w:rPr>
+          <w:rFonts w:asciiTheme="majorHAnsi" w:eastAsia="Times New Roman" w:hAnsiTheme="majorHAnsi" w:cs="Times New Roman"/>
+          <w:color w:val="000000" w:themeColor="text1"/>
+          <w:kern w:val="0"/>
+          <w:lang w:eastAsia="de-DE"/>
+          <w14:ligatures w14:val="none"/>
+        </w:rPr>
+        <w:t>Es ist ein Überwachungs- und Meldesystem in der Luftfahrt, bei dem </w:t>
       </w:r>
       <w:r>
         <w:rPr>
@@ -3303,29 +2998,7 @@
           <w:lang w:eastAsia="de-DE"/>
           <w14:ligatures w14:val="none"/>
         </w:rPr>
-        <w:t xml:space="preserve">Am Boden kann man das Signal </w:t>
-      </w:r>
-      <w:proofErr w:type="gramStart"/>
-      <w:r>
-        <w:rPr>
-          <w:rFonts w:asciiTheme="majorHAnsi" w:eastAsia="Times New Roman" w:hAnsiTheme="majorHAnsi" w:cs="Times New Roman"/>
-          <w:color w:val="000000" w:themeColor="text1"/>
-          <w:kern w:val="0"/>
-          <w:lang w:eastAsia="de-DE"/>
-          <w14:ligatures w14:val="none"/>
-        </w:rPr>
-        <w:t>mit relativ</w:t>
-      </w:r>
-      <w:proofErr w:type="gramEnd"/>
-      <w:r>
-        <w:rPr>
-          <w:rFonts w:asciiTheme="majorHAnsi" w:eastAsia="Times New Roman" w:hAnsiTheme="majorHAnsi" w:cs="Times New Roman"/>
-          <w:color w:val="000000" w:themeColor="text1"/>
-          <w:kern w:val="0"/>
-          <w:lang w:eastAsia="de-DE"/>
-          <w14:ligatures w14:val="none"/>
-        </w:rPr>
-        <w:t xml:space="preserve"> einfacher Hardware empfangen: zum Beispiel einer </w:t>
+        <w:t>Am Boden kann man das Signal mit relativ einfacher Hardware empfangen: zum Beispiel einer </w:t>
       </w:r>
       <w:r>
         <w:rPr>
@@ -3582,92 +3255,6 @@
     </w:p>
     <w:p>
       <w:pPr>
-        <w:rPr>
-          <w:rFonts w:asciiTheme="majorHAnsi" w:hAnsiTheme="majorHAnsi"/>
-          <w:color w:val="000000" w:themeColor="text1"/>
-          <w:sz w:val="14"/>
-          <w:szCs w:val="14"/>
-        </w:rPr>
-      </w:pPr>
-      <w:r>
-        <w:rPr>
-          <w:noProof/>
-        </w:rPr>
-        <w:drawing>
-          <wp:inline distT="0" distB="0" distL="0" distR="0" wp14:anchorId="4493CC2C" wp14:editId="75AC2464">
-            <wp:extent cx="5760720" cy="4337685"/>
-            <wp:effectExtent l="0" t="0" r="0" b="5715"/>
-            <wp:docPr id="6" name="Grafik 6" descr="Ein Bild, das Text, Screenshot, Design enthält.&#10;&#10;KI-generierte Inhalte können fehlerhaft sein."/>
-            <wp:cNvGraphicFramePr>
-              <a:graphicFrameLocks xmlns:a="http://schemas.openxmlformats.org/drawingml/2006/main" noChangeAspect="1"/>
-            </wp:cNvGraphicFramePr>
-            <a:graphic xmlns:a="http://schemas.openxmlformats.org/drawingml/2006/main">
-              <a:graphicData uri="http://schemas.openxmlformats.org/drawingml/2006/picture">
-                <pic:pic xmlns:pic="http://schemas.openxmlformats.org/drawingml/2006/picture">
-                  <pic:nvPicPr>
-                    <pic:cNvPr id="6" name="Grafik 6" descr="Ein Bild, das Text, Screenshot, Design enthält.&#10;&#10;KI-generierte Inhalte können fehlerhaft sein."/>
-                    <pic:cNvPicPr/>
-                  </pic:nvPicPr>
-                  <pic:blipFill>
-                    <a:blip r:embed="rId12">
-                      <a:extLst>
-                        <a:ext uri="{28A0092B-C50C-407E-A947-70E740481C1C}">
-                          <a14:useLocalDpi xmlns:a14="http://schemas.microsoft.com/office/drawing/2010/main" val="0"/>
-                        </a:ext>
-                      </a:extLst>
-                    </a:blip>
-                    <a:stretch>
-                      <a:fillRect/>
-                    </a:stretch>
-                  </pic:blipFill>
-                  <pic:spPr>
-                    <a:xfrm>
-                      <a:off x="0" y="0"/>
-                      <a:ext cx="5760720" cy="4337685"/>
-                    </a:xfrm>
-                    <a:prstGeom prst="rect">
-                      <a:avLst/>
-                    </a:prstGeom>
-                  </pic:spPr>
-                </pic:pic>
-              </a:graphicData>
-            </a:graphic>
-          </wp:inline>
-        </w:drawing>
-      </w:r>
-      <w:r>
-        <w:br/>
-      </w:r>
-      <w:r>
-        <w:rPr>
-          <w:sz w:val="14"/>
-          <w:szCs w:val="14"/>
-        </w:rPr>
-        <w:t xml:space="preserve">Quelle: </w:t>
-      </w:r>
-      <w:hyperlink r:id="rId13" w:history="1">
-        <w:r>
-          <w:rPr>
-            <w:rStyle w:val="Hyperlink"/>
-            <w:sz w:val="14"/>
-            <w:szCs w:val="14"/>
-          </w:rPr>
-          <w:t xml:space="preserve">PC-Technik - jetzt </w:t>
-        </w:r>
-        <w:proofErr w:type="gramStart"/>
-        <w:r>
-          <w:rPr>
-            <w:rStyle w:val="Hyperlink"/>
-            <w:sz w:val="14"/>
-            <w:szCs w:val="14"/>
-          </w:rPr>
-          <w:t>klicken !</w:t>
-        </w:r>
-        <w:proofErr w:type="gramEnd"/>
-      </w:hyperlink>
-    </w:p>
-    <w:p>
-      <w:pPr>
         <w:spacing w:before="100" w:beforeAutospacing="1" w:after="100" w:afterAutospacing="1" w:line="240" w:lineRule="auto"/>
         <w:rPr>
           <w:rFonts w:asciiTheme="majorHAnsi" w:eastAsia="Times New Roman" w:hAnsiTheme="majorHAnsi" w:cs="Times New Roman"/>
@@ -3955,29 +3542,15 @@
         <w:pStyle w:val="DESYberschrift"/>
       </w:pPr>
       <w:r>
-        <w:rPr>
-          <w:lang w:val="en-US"/>
-        </w:rPr>
         <w:t>I</w:t>
       </w:r>
       <w:r>
-        <w:rPr>
-          <w:lang w:val="en-US"/>
-        </w:rPr>
         <w:t xml:space="preserve">.5 </w:t>
       </w:r>
-      <w:proofErr w:type="spellStart"/>
-      <w:r>
-        <w:rPr>
-          <w:lang w:val="en-US"/>
-        </w:rPr>
+      <w:r>
         <w:t>Architektur</w:t>
       </w:r>
-      <w:proofErr w:type="spellEnd"/>
-      <w:r>
-        <w:rPr>
-          <w:lang w:val="en-US"/>
-        </w:rPr>
+      <w:r>
         <w:t xml:space="preserve">: </w:t>
       </w:r>
     </w:p>
@@ -3989,7 +3562,6 @@
           <w:b w:val="0"/>
           <w:bCs/>
           <w:color w:val="000000" w:themeColor="text1"/>
-          <w:lang w:val="en-US"/>
         </w:rPr>
       </w:pPr>
       <w:r>
@@ -4012,7 +3584,7 @@
                     <pic:cNvPicPr/>
                   </pic:nvPicPr>
                   <pic:blipFill>
-                    <a:blip r:embed="rId14" cstate="print">
+                    <a:blip r:embed="rId12" cstate="print">
                       <a:extLst>
                         <a:ext uri="{28A0092B-C50C-407E-A947-70E740481C1C}">
                           <a14:useLocalDpi xmlns:a14="http://schemas.microsoft.com/office/drawing/2010/main" val="0"/>
@@ -4044,7 +3616,6 @@
           <w:b w:val="0"/>
           <w:bCs/>
           <w:color w:val="000000" w:themeColor="text1"/>
-          <w:lang w:val="en-US"/>
         </w:rPr>
         <w:t xml:space="preserve"> </w:t>
       </w:r>
@@ -4151,29 +3722,7 @@
           <w14:ligatures w14:val="none"/>
         </w:rPr>
         <w:br/>
-        <w:t xml:space="preserve">dump1090 empfängt die ADS-B-Signale über Antenne/SDR, decodiert sie und stellt die aktuellen Flugzeugdaten als JSON bereit. Das </w:t>
-      </w:r>
-      <w:proofErr w:type="gramStart"/>
-      <w:r>
-        <w:rPr>
-          <w:rFonts w:asciiTheme="majorHAnsi" w:eastAsia="Times New Roman" w:hAnsiTheme="majorHAnsi" w:cs="Times New Roman"/>
-          <w:color w:val="000000" w:themeColor="text1"/>
-          <w:kern w:val="0"/>
-          <w:lang w:eastAsia="de-DE"/>
-          <w14:ligatures w14:val="none"/>
-        </w:rPr>
-        <w:t>ist sozusagen</w:t>
-      </w:r>
-      <w:proofErr w:type="gramEnd"/>
-      <w:r>
-        <w:rPr>
-          <w:rFonts w:asciiTheme="majorHAnsi" w:eastAsia="Times New Roman" w:hAnsiTheme="majorHAnsi" w:cs="Times New Roman"/>
-          <w:color w:val="000000" w:themeColor="text1"/>
-          <w:kern w:val="0"/>
-          <w:lang w:eastAsia="de-DE"/>
-          <w14:ligatures w14:val="none"/>
-        </w:rPr>
-        <w:t xml:space="preserve"> der „Sensor“ des Systems.</w:t>
+        <w:t>dump1090 empfängt die ADS-B-Signale über Antenne/SDR, decodiert sie und stellt die aktuellen Flugzeugdaten als JSON bereit. Das ist sozusagen der „Sensor“ des Systems.</w:t>
       </w:r>
     </w:p>
     <w:p>
@@ -4201,6 +3750,7 @@
           <w:lang w:eastAsia="de-DE"/>
           <w14:ligatures w14:val="none"/>
         </w:rPr>
+        <w:lastRenderedPageBreak/>
         <w:t>Backend mit Node.js/Express</w:t>
       </w:r>
       <w:r>
@@ -4493,19 +4043,37 @@
     </w:p>
     <w:p>
       <w:pPr>
+        <w:spacing w:before="100" w:beforeAutospacing="1" w:after="100" w:afterAutospacing="1" w:line="240" w:lineRule="auto"/>
+        <w:rPr>
+          <w:rFonts w:asciiTheme="majorHAnsi" w:eastAsia="Times New Roman" w:hAnsiTheme="majorHAnsi" w:cs="Times New Roman"/>
+          <w:color w:val="000000" w:themeColor="text1"/>
+          <w:kern w:val="0"/>
+          <w:lang w:eastAsia="de-DE"/>
+          <w14:ligatures w14:val="none"/>
+        </w:rPr>
+      </w:pPr>
+    </w:p>
+    <w:p>
+      <w:pPr>
+        <w:spacing w:before="100" w:beforeAutospacing="1" w:after="100" w:afterAutospacing="1" w:line="240" w:lineRule="auto"/>
+        <w:rPr>
+          <w:rFonts w:asciiTheme="majorHAnsi" w:eastAsia="Times New Roman" w:hAnsiTheme="majorHAnsi" w:cs="Times New Roman"/>
+          <w:color w:val="000000" w:themeColor="text1"/>
+          <w:kern w:val="0"/>
+          <w:lang w:eastAsia="de-DE"/>
+          <w14:ligatures w14:val="none"/>
+        </w:rPr>
+      </w:pPr>
+    </w:p>
+    <w:p>
+      <w:pPr>
         <w:pStyle w:val="DESYberschrift"/>
       </w:pPr>
       <w:r>
-        <w:lastRenderedPageBreak/>
         <w:t xml:space="preserve">I.6 </w:t>
       </w:r>
-      <w:proofErr w:type="gramStart"/>
-      <w:r>
-        <w:t>Backend</w:t>
-      </w:r>
-      <w:proofErr w:type="gramEnd"/>
-      <w:r>
-        <w:t xml:space="preserve"> und API-Endpunkte</w:t>
+      <w:r>
+        <w:t>Backend und API-Endpunkte</w:t>
       </w:r>
     </w:p>
     <w:p>
@@ -4906,6 +4474,7 @@
                 <w:lang w:eastAsia="de-DE"/>
                 <w14:ligatures w14:val="none"/>
               </w:rPr>
+              <w:lastRenderedPageBreak/>
               <w:t>Endpunkt</w:t>
             </w:r>
           </w:p>
@@ -5023,21 +4592,7 @@
                 <w:rFonts w:asciiTheme="majorHAnsi" w:hAnsiTheme="majorHAnsi" w:cs="Times New Roman"/>
                 <w:kern w:val="0"/>
               </w:rPr>
-              <w:t>Aktuelle Flugzeuge, Metadaten aus DB erg</w:t>
-            </w:r>
-            <w:r>
-              <w:rPr>
-                <w:rFonts w:asciiTheme="majorHAnsi" w:hAnsiTheme="majorHAnsi" w:cs="Times New Roman"/>
-                <w:kern w:val="0"/>
-              </w:rPr>
-              <w:t>ä</w:t>
-            </w:r>
-            <w:r>
-              <w:rPr>
-                <w:rFonts w:asciiTheme="majorHAnsi" w:hAnsiTheme="majorHAnsi" w:cs="Times New Roman"/>
-                <w:kern w:val="0"/>
-              </w:rPr>
-              <w:t>nzt.</w:t>
+              <w:t>Aktuelle Flugzeuge, Metadaten aus DB ergänzt.</w:t>
             </w:r>
           </w:p>
         </w:tc>
@@ -5255,7 +4810,7 @@
                 <w:rFonts w:asciiTheme="majorHAnsi" w:eastAsia="Times New Roman" w:hAnsiTheme="majorHAnsi" w:cs="Times New Roman"/>
                 <w:color w:val="000000" w:themeColor="text1"/>
                 <w:kern w:val="0"/>
-                <w:lang w:eastAsia="de-DE"/>
+                <w:lang w:val="en-US" w:eastAsia="de-DE"/>
                 <w14:ligatures w14:val="none"/>
               </w:rPr>
             </w:pPr>
@@ -5264,7 +4819,7 @@
                 <w:rFonts w:asciiTheme="majorHAnsi" w:eastAsia="Times New Roman" w:hAnsiTheme="majorHAnsi" w:cs="Times New Roman"/>
                 <w:color w:val="000000" w:themeColor="text1"/>
                 <w:kern w:val="0"/>
-                <w:lang w:eastAsia="de-DE"/>
+                <w:lang w:val="en-US" w:eastAsia="de-DE"/>
                 <w14:ligatures w14:val="none"/>
               </w:rPr>
               <w:t>/</w:t>
@@ -5275,7 +4830,7 @@
                 <w:rFonts w:asciiTheme="majorHAnsi" w:eastAsia="Times New Roman" w:hAnsiTheme="majorHAnsi" w:cs="Times New Roman"/>
                 <w:color w:val="000000" w:themeColor="text1"/>
                 <w:kern w:val="0"/>
-                <w:lang w:eastAsia="de-DE"/>
+                <w:lang w:val="en-US" w:eastAsia="de-DE"/>
                 <w14:ligatures w14:val="none"/>
               </w:rPr>
               <w:t>api</w:t>
@@ -5286,7 +4841,7 @@
                 <w:rFonts w:asciiTheme="majorHAnsi" w:eastAsia="Times New Roman" w:hAnsiTheme="majorHAnsi" w:cs="Times New Roman"/>
                 <w:color w:val="000000" w:themeColor="text1"/>
                 <w:kern w:val="0"/>
-                <w:lang w:eastAsia="de-DE"/>
+                <w:lang w:val="en-US" w:eastAsia="de-DE"/>
                 <w14:ligatures w14:val="none"/>
               </w:rPr>
               <w:t>/</w:t>
@@ -5297,7 +4852,7 @@
                 <w:rFonts w:asciiTheme="majorHAnsi" w:eastAsia="Times New Roman" w:hAnsiTheme="majorHAnsi" w:cs="Times New Roman"/>
                 <w:color w:val="000000" w:themeColor="text1"/>
                 <w:kern w:val="0"/>
-                <w:lang w:eastAsia="de-DE"/>
+                <w:lang w:val="en-US" w:eastAsia="de-DE"/>
                 <w14:ligatures w14:val="none"/>
               </w:rPr>
               <w:t>search?flight</w:t>
@@ -5308,7 +4863,7 @@
                 <w:rFonts w:asciiTheme="majorHAnsi" w:eastAsia="Times New Roman" w:hAnsiTheme="majorHAnsi" w:cs="Times New Roman"/>
                 <w:color w:val="000000" w:themeColor="text1"/>
                 <w:kern w:val="0"/>
-                <w:lang w:eastAsia="de-DE"/>
+                <w:lang w:val="en-US" w:eastAsia="de-DE"/>
                 <w14:ligatures w14:val="none"/>
               </w:rPr>
               <w:t>=[DATA]&amp;date=[DATA]</w:t>
@@ -5369,280 +4924,274 @@
     <w:p/>
     <w:p/>
     <w:p/>
-    <w:p/>
-    <w:p/>
-    <w:p/>
-    <w:p/>
-    <w:p/>
     <w:p>
       <w:pPr>
         <w:pStyle w:val="DESYberschrift"/>
       </w:pPr>
       <w:r>
+        <w:t xml:space="preserve">I.7 </w:t>
+      </w:r>
+      <w:r>
+        <w:t>Datenbank und gespeicherte Felder</w:t>
+      </w:r>
+    </w:p>
+    <w:p>
+      <w:pPr>
+        <w:spacing w:before="100" w:beforeAutospacing="1" w:after="100" w:afterAutospacing="1" w:line="240" w:lineRule="auto"/>
+        <w:rPr>
+          <w:rFonts w:asciiTheme="majorHAnsi" w:eastAsia="Times New Roman" w:hAnsiTheme="majorHAnsi" w:cs="Times New Roman"/>
+          <w:color w:val="000000" w:themeColor="text1"/>
+          <w:kern w:val="0"/>
+          <w:lang w:eastAsia="de-DE"/>
+          <w14:ligatures w14:val="none"/>
+        </w:rPr>
+      </w:pPr>
+      <w:r>
+        <w:rPr>
+          <w:rFonts w:asciiTheme="majorHAnsi" w:eastAsia="Times New Roman" w:hAnsiTheme="majorHAnsi" w:cs="Times New Roman"/>
+          <w:color w:val="000000" w:themeColor="text1"/>
+          <w:kern w:val="0"/>
+          <w:lang w:eastAsia="de-DE"/>
+          <w14:ligatures w14:val="none"/>
+        </w:rPr>
+        <w:t>Als Datenbank wird </w:t>
+      </w:r>
+      <w:r>
+        <w:rPr>
+          <w:rFonts w:asciiTheme="majorHAnsi" w:eastAsia="Times New Roman" w:hAnsiTheme="majorHAnsi" w:cs="Times New Roman"/>
+          <w:b/>
+          <w:bCs/>
+          <w:color w:val="000000" w:themeColor="text1"/>
+          <w:kern w:val="0"/>
+          <w:lang w:eastAsia="de-DE"/>
+          <w14:ligatures w14:val="none"/>
+        </w:rPr>
+        <w:t>SQLite</w:t>
+      </w:r>
+      <w:r>
+        <w:rPr>
+          <w:rFonts w:asciiTheme="majorHAnsi" w:eastAsia="Times New Roman" w:hAnsiTheme="majorHAnsi" w:cs="Times New Roman"/>
+          <w:color w:val="000000" w:themeColor="text1"/>
+          <w:kern w:val="0"/>
+          <w:lang w:eastAsia="de-DE"/>
+          <w14:ligatures w14:val="none"/>
+        </w:rPr>
+        <w:t> eingesetzt. Das ist praktisch, weil SQLite </w:t>
+      </w:r>
+      <w:r>
+        <w:rPr>
+          <w:rFonts w:asciiTheme="majorHAnsi" w:eastAsia="Times New Roman" w:hAnsiTheme="majorHAnsi" w:cs="Times New Roman"/>
+          <w:b/>
+          <w:bCs/>
+          <w:color w:val="000000" w:themeColor="text1"/>
+          <w:kern w:val="0"/>
+          <w:lang w:eastAsia="de-DE"/>
+          <w14:ligatures w14:val="none"/>
+        </w:rPr>
+        <w:t>dateibasiert</w:t>
+      </w:r>
+      <w:r>
+        <w:rPr>
+          <w:rFonts w:asciiTheme="majorHAnsi" w:eastAsia="Times New Roman" w:hAnsiTheme="majorHAnsi" w:cs="Times New Roman"/>
+          <w:color w:val="000000" w:themeColor="text1"/>
+          <w:kern w:val="0"/>
+          <w:lang w:eastAsia="de-DE"/>
+          <w14:ligatures w14:val="none"/>
+        </w:rPr>
+        <w:t> arbeitet und </w:t>
+      </w:r>
+      <w:r>
+        <w:rPr>
+          <w:rFonts w:asciiTheme="majorHAnsi" w:eastAsia="Times New Roman" w:hAnsiTheme="majorHAnsi" w:cs="Times New Roman"/>
+          <w:b/>
+          <w:bCs/>
+          <w:color w:val="000000" w:themeColor="text1"/>
+          <w:kern w:val="0"/>
+          <w:lang w:eastAsia="de-DE"/>
+          <w14:ligatures w14:val="none"/>
+        </w:rPr>
+        <w:t>kein separater Datenbankserver</w:t>
+      </w:r>
+      <w:r>
+        <w:rPr>
+          <w:rFonts w:asciiTheme="majorHAnsi" w:eastAsia="Times New Roman" w:hAnsiTheme="majorHAnsi" w:cs="Times New Roman"/>
+          <w:color w:val="000000" w:themeColor="text1"/>
+          <w:kern w:val="0"/>
+          <w:lang w:eastAsia="de-DE"/>
+          <w14:ligatures w14:val="none"/>
+        </w:rPr>
+        <w:t> erforderlich ist. Für dieses Projekt ist das passend: Es ist schnell eingerichtet, ressourcenschonend und ausreichend leistungsfähig für </w:t>
+      </w:r>
+      <w:r>
+        <w:rPr>
+          <w:rFonts w:asciiTheme="majorHAnsi" w:eastAsia="Times New Roman" w:hAnsiTheme="majorHAnsi" w:cs="Times New Roman"/>
+          <w:b/>
+          <w:bCs/>
+          <w:color w:val="000000" w:themeColor="text1"/>
+          <w:kern w:val="0"/>
+          <w:lang w:eastAsia="de-DE"/>
+          <w14:ligatures w14:val="none"/>
+        </w:rPr>
+        <w:t>kleine bis mittlere Datenmengen</w:t>
+      </w:r>
+      <w:r>
+        <w:rPr>
+          <w:rFonts w:asciiTheme="majorHAnsi" w:eastAsia="Times New Roman" w:hAnsiTheme="majorHAnsi" w:cs="Times New Roman"/>
+          <w:color w:val="000000" w:themeColor="text1"/>
+          <w:kern w:val="0"/>
+          <w:lang w:eastAsia="de-DE"/>
+          <w14:ligatures w14:val="none"/>
+        </w:rPr>
+        <w:t>. Gespeichert wird in der Tabelle </w:t>
+      </w:r>
+      <w:proofErr w:type="spellStart"/>
+      <w:r>
+        <w:rPr>
+          <w:rFonts w:asciiTheme="majorHAnsi" w:eastAsia="Times New Roman" w:hAnsiTheme="majorHAnsi" w:cs="Times New Roman"/>
+          <w:b/>
+          <w:bCs/>
+          <w:color w:val="000000" w:themeColor="text1"/>
+          <w:kern w:val="0"/>
+          <w:lang w:eastAsia="de-DE"/>
+          <w14:ligatures w14:val="none"/>
+        </w:rPr>
+        <w:t>aircraft_history</w:t>
+      </w:r>
+      <w:proofErr w:type="spellEnd"/>
+      <w:r>
+        <w:rPr>
+          <w:rFonts w:asciiTheme="majorHAnsi" w:eastAsia="Times New Roman" w:hAnsiTheme="majorHAnsi" w:cs="Times New Roman"/>
+          <w:color w:val="000000" w:themeColor="text1"/>
+          <w:kern w:val="0"/>
+          <w:lang w:eastAsia="de-DE"/>
+          <w14:ligatures w14:val="none"/>
+        </w:rPr>
+        <w:t>. Jeder Datensatz entspricht einer </w:t>
+      </w:r>
+      <w:r>
+        <w:rPr>
+          <w:rFonts w:asciiTheme="majorHAnsi" w:eastAsia="Times New Roman" w:hAnsiTheme="majorHAnsi" w:cs="Times New Roman"/>
+          <w:b/>
+          <w:bCs/>
+          <w:color w:val="000000" w:themeColor="text1"/>
+          <w:kern w:val="0"/>
+          <w:lang w:eastAsia="de-DE"/>
+          <w14:ligatures w14:val="none"/>
+        </w:rPr>
+        <w:t>Sichtung</w:t>
+      </w:r>
+      <w:r>
+        <w:rPr>
+          <w:rFonts w:asciiTheme="majorHAnsi" w:eastAsia="Times New Roman" w:hAnsiTheme="majorHAnsi" w:cs="Times New Roman"/>
+          <w:color w:val="000000" w:themeColor="text1"/>
+          <w:kern w:val="0"/>
+          <w:lang w:eastAsia="de-DE"/>
+          <w14:ligatures w14:val="none"/>
+        </w:rPr>
+        <w:t> eines Flugzeugs zu einem bestimmten Zeitpunkt.</w:t>
+      </w:r>
+    </w:p>
+    <w:p>
+      <w:pPr>
+        <w:spacing w:before="100" w:beforeAutospacing="1" w:after="100" w:afterAutospacing="1" w:line="240" w:lineRule="auto"/>
+        <w:rPr>
+          <w:rFonts w:asciiTheme="majorHAnsi" w:eastAsia="Times New Roman" w:hAnsiTheme="majorHAnsi" w:cs="Times New Roman"/>
+          <w:color w:val="000000" w:themeColor="text1"/>
+          <w:kern w:val="0"/>
+          <w:lang w:eastAsia="de-DE"/>
+          <w14:ligatures w14:val="none"/>
+        </w:rPr>
+      </w:pPr>
+      <w:r>
+        <w:rPr>
+          <w:rFonts w:asciiTheme="majorHAnsi" w:eastAsia="Times New Roman" w:hAnsiTheme="majorHAnsi" w:cs="Times New Roman"/>
+          <w:color w:val="000000" w:themeColor="text1"/>
+          <w:kern w:val="0"/>
+          <w:lang w:eastAsia="de-DE"/>
+          <w14:ligatures w14:val="none"/>
+        </w:rPr>
+        <w:t>Damit die Datenbank nicht unnötig schnell wächst, wird ein </w:t>
+      </w:r>
+      <w:proofErr w:type="spellStart"/>
+      <w:r>
+        <w:rPr>
+          <w:rFonts w:asciiTheme="majorHAnsi" w:eastAsia="Times New Roman" w:hAnsiTheme="majorHAnsi" w:cs="Times New Roman"/>
+          <w:b/>
+          <w:bCs/>
+          <w:color w:val="000000" w:themeColor="text1"/>
+          <w:kern w:val="0"/>
+          <w:lang w:eastAsia="de-DE"/>
+          <w14:ligatures w14:val="none"/>
+        </w:rPr>
+        <w:t>Deduplizierungsfenster</w:t>
+      </w:r>
+      <w:proofErr w:type="spellEnd"/>
+      <w:r>
+        <w:rPr>
+          <w:rFonts w:asciiTheme="majorHAnsi" w:eastAsia="Times New Roman" w:hAnsiTheme="majorHAnsi" w:cs="Times New Roman"/>
+          <w:color w:val="000000" w:themeColor="text1"/>
+          <w:kern w:val="0"/>
+          <w:lang w:eastAsia="de-DE"/>
+          <w14:ligatures w14:val="none"/>
+        </w:rPr>
+        <w:t> (z. B. 60 Sekunden) pro </w:t>
+      </w:r>
+      <w:r>
+        <w:rPr>
+          <w:rFonts w:asciiTheme="majorHAnsi" w:eastAsia="Times New Roman" w:hAnsiTheme="majorHAnsi" w:cs="Times New Roman"/>
+          <w:b/>
+          <w:bCs/>
+          <w:color w:val="000000" w:themeColor="text1"/>
+          <w:kern w:val="0"/>
+          <w:lang w:eastAsia="de-DE"/>
+          <w14:ligatures w14:val="none"/>
+        </w:rPr>
+        <w:t>HEX</w:t>
+      </w:r>
+      <w:r>
+        <w:rPr>
+          <w:rFonts w:asciiTheme="majorHAnsi" w:eastAsia="Times New Roman" w:hAnsiTheme="majorHAnsi" w:cs="Times New Roman"/>
+          <w:b/>
+          <w:bCs/>
+          <w:color w:val="000000" w:themeColor="text1"/>
+          <w:kern w:val="0"/>
+          <w:lang w:eastAsia="de-DE"/>
+          <w14:ligatures w14:val="none"/>
+        </w:rPr>
+        <w:t xml:space="preserve"> </w:t>
+      </w:r>
+      <w:r>
+        <w:rPr>
+          <w:rFonts w:asciiTheme="majorHAnsi" w:eastAsia="Times New Roman" w:hAnsiTheme="majorHAnsi" w:cs="Times New Roman"/>
+          <w:color w:val="000000" w:themeColor="text1"/>
+          <w:kern w:val="0"/>
+          <w:lang w:eastAsia="de-DE"/>
+          <w14:ligatures w14:val="none"/>
+        </w:rPr>
+        <w:t>verwendet. Wurde das gleiche Flugzeug innerhalb dieses Zeitfensters bereits gespeichert, wird der Eintrag übersprungen. Das reduziert Speicherbedarf und hält die Historie trotzdem sinnvoll nutzbar.</w:t>
+      </w:r>
+      <w:r>
+        <w:rPr>
+          <w:rFonts w:asciiTheme="majorHAnsi" w:hAnsiTheme="majorHAnsi"/>
+          <w:color w:val="000000" w:themeColor="text1"/>
+        </w:rPr>
+        <w:br/>
+      </w:r>
+    </w:p>
+    <w:p>
+      <w:pPr>
+        <w:pStyle w:val="DESYberschrift"/>
+        <w:rPr>
+          <w:rFonts w:asciiTheme="majorHAnsi" w:hAnsiTheme="majorHAnsi"/>
+          <w:color w:val="000000" w:themeColor="text1"/>
+          <w:sz w:val="24"/>
+        </w:rPr>
+      </w:pPr>
+      <w:r>
+        <w:rPr>
+          <w:noProof/>
+        </w:rPr>
         <w:lastRenderedPageBreak/>
-        <w:t xml:space="preserve">I.7 </w:t>
-      </w:r>
-      <w:r>
-        <w:t>Datenbank und gespeicherte Felder</w:t>
-      </w:r>
-    </w:p>
-    <w:p>
-      <w:pPr>
-        <w:spacing w:before="100" w:beforeAutospacing="1" w:after="100" w:afterAutospacing="1" w:line="240" w:lineRule="auto"/>
-        <w:rPr>
-          <w:rFonts w:asciiTheme="majorHAnsi" w:eastAsia="Times New Roman" w:hAnsiTheme="majorHAnsi" w:cs="Times New Roman"/>
-          <w:color w:val="000000" w:themeColor="text1"/>
-          <w:kern w:val="0"/>
-          <w:lang w:eastAsia="de-DE"/>
-          <w14:ligatures w14:val="none"/>
-        </w:rPr>
-      </w:pPr>
-      <w:r>
-        <w:rPr>
-          <w:rFonts w:asciiTheme="majorHAnsi" w:eastAsia="Times New Roman" w:hAnsiTheme="majorHAnsi" w:cs="Times New Roman"/>
-          <w:color w:val="000000" w:themeColor="text1"/>
-          <w:kern w:val="0"/>
-          <w:lang w:eastAsia="de-DE"/>
-          <w14:ligatures w14:val="none"/>
-        </w:rPr>
-        <w:t>Als Datenbank wird </w:t>
-      </w:r>
-      <w:r>
-        <w:rPr>
-          <w:rFonts w:asciiTheme="majorHAnsi" w:eastAsia="Times New Roman" w:hAnsiTheme="majorHAnsi" w:cs="Times New Roman"/>
-          <w:b/>
-          <w:bCs/>
-          <w:color w:val="000000" w:themeColor="text1"/>
-          <w:kern w:val="0"/>
-          <w:lang w:eastAsia="de-DE"/>
-          <w14:ligatures w14:val="none"/>
-        </w:rPr>
-        <w:t>SQLite</w:t>
-      </w:r>
-      <w:r>
-        <w:rPr>
-          <w:rFonts w:asciiTheme="majorHAnsi" w:eastAsia="Times New Roman" w:hAnsiTheme="majorHAnsi" w:cs="Times New Roman"/>
-          <w:color w:val="000000" w:themeColor="text1"/>
-          <w:kern w:val="0"/>
-          <w:lang w:eastAsia="de-DE"/>
-          <w14:ligatures w14:val="none"/>
-        </w:rPr>
-        <w:t> eingesetzt. Das ist praktisch, weil SQLite </w:t>
-      </w:r>
-      <w:r>
-        <w:rPr>
-          <w:rFonts w:asciiTheme="majorHAnsi" w:eastAsia="Times New Roman" w:hAnsiTheme="majorHAnsi" w:cs="Times New Roman"/>
-          <w:b/>
-          <w:bCs/>
-          <w:color w:val="000000" w:themeColor="text1"/>
-          <w:kern w:val="0"/>
-          <w:lang w:eastAsia="de-DE"/>
-          <w14:ligatures w14:val="none"/>
-        </w:rPr>
-        <w:t>dateibasiert</w:t>
-      </w:r>
-      <w:r>
-        <w:rPr>
-          <w:rFonts w:asciiTheme="majorHAnsi" w:eastAsia="Times New Roman" w:hAnsiTheme="majorHAnsi" w:cs="Times New Roman"/>
-          <w:color w:val="000000" w:themeColor="text1"/>
-          <w:kern w:val="0"/>
-          <w:lang w:eastAsia="de-DE"/>
-          <w14:ligatures w14:val="none"/>
-        </w:rPr>
-        <w:t> arbeitet und </w:t>
-      </w:r>
-      <w:r>
-        <w:rPr>
-          <w:rFonts w:asciiTheme="majorHAnsi" w:eastAsia="Times New Roman" w:hAnsiTheme="majorHAnsi" w:cs="Times New Roman"/>
-          <w:b/>
-          <w:bCs/>
-          <w:color w:val="000000" w:themeColor="text1"/>
-          <w:kern w:val="0"/>
-          <w:lang w:eastAsia="de-DE"/>
-          <w14:ligatures w14:val="none"/>
-        </w:rPr>
-        <w:t>kein separater Datenbankserver</w:t>
-      </w:r>
-      <w:r>
-        <w:rPr>
-          <w:rFonts w:asciiTheme="majorHAnsi" w:eastAsia="Times New Roman" w:hAnsiTheme="majorHAnsi" w:cs="Times New Roman"/>
-          <w:color w:val="000000" w:themeColor="text1"/>
-          <w:kern w:val="0"/>
-          <w:lang w:eastAsia="de-DE"/>
-          <w14:ligatures w14:val="none"/>
-        </w:rPr>
-        <w:t> erforderlich ist. Für dieses Projekt ist das passend: Es ist schnell eingerichtet, ressourcenschonend und ausreichend leistungsfähig für </w:t>
-      </w:r>
-      <w:r>
-        <w:rPr>
-          <w:rFonts w:asciiTheme="majorHAnsi" w:eastAsia="Times New Roman" w:hAnsiTheme="majorHAnsi" w:cs="Times New Roman"/>
-          <w:b/>
-          <w:bCs/>
-          <w:color w:val="000000" w:themeColor="text1"/>
-          <w:kern w:val="0"/>
-          <w:lang w:eastAsia="de-DE"/>
-          <w14:ligatures w14:val="none"/>
-        </w:rPr>
-        <w:t>kleine bis mittlere Datenmengen</w:t>
-      </w:r>
-      <w:r>
-        <w:rPr>
-          <w:rFonts w:asciiTheme="majorHAnsi" w:eastAsia="Times New Roman" w:hAnsiTheme="majorHAnsi" w:cs="Times New Roman"/>
-          <w:color w:val="000000" w:themeColor="text1"/>
-          <w:kern w:val="0"/>
-          <w:lang w:eastAsia="de-DE"/>
-          <w14:ligatures w14:val="none"/>
-        </w:rPr>
-        <w:t>. Gespeichert wird in der Tabelle </w:t>
-      </w:r>
-      <w:proofErr w:type="spellStart"/>
-      <w:r>
-        <w:rPr>
-          <w:rFonts w:asciiTheme="majorHAnsi" w:eastAsia="Times New Roman" w:hAnsiTheme="majorHAnsi" w:cs="Times New Roman"/>
-          <w:b/>
-          <w:bCs/>
-          <w:color w:val="000000" w:themeColor="text1"/>
-          <w:kern w:val="0"/>
-          <w:lang w:eastAsia="de-DE"/>
-          <w14:ligatures w14:val="none"/>
-        </w:rPr>
-        <w:t>aircraft_history</w:t>
-      </w:r>
-      <w:proofErr w:type="spellEnd"/>
-      <w:r>
-        <w:rPr>
-          <w:rFonts w:asciiTheme="majorHAnsi" w:eastAsia="Times New Roman" w:hAnsiTheme="majorHAnsi" w:cs="Times New Roman"/>
-          <w:color w:val="000000" w:themeColor="text1"/>
-          <w:kern w:val="0"/>
-          <w:lang w:eastAsia="de-DE"/>
-          <w14:ligatures w14:val="none"/>
-        </w:rPr>
-        <w:t>. Jeder Datensatz entspricht einer </w:t>
-      </w:r>
-      <w:r>
-        <w:rPr>
-          <w:rFonts w:asciiTheme="majorHAnsi" w:eastAsia="Times New Roman" w:hAnsiTheme="majorHAnsi" w:cs="Times New Roman"/>
-          <w:b/>
-          <w:bCs/>
-          <w:color w:val="000000" w:themeColor="text1"/>
-          <w:kern w:val="0"/>
-          <w:lang w:eastAsia="de-DE"/>
-          <w14:ligatures w14:val="none"/>
-        </w:rPr>
-        <w:t>Sichtung</w:t>
-      </w:r>
-      <w:r>
-        <w:rPr>
-          <w:rFonts w:asciiTheme="majorHAnsi" w:eastAsia="Times New Roman" w:hAnsiTheme="majorHAnsi" w:cs="Times New Roman"/>
-          <w:color w:val="000000" w:themeColor="text1"/>
-          <w:kern w:val="0"/>
-          <w:lang w:eastAsia="de-DE"/>
-          <w14:ligatures w14:val="none"/>
-        </w:rPr>
-        <w:t> eines Flugzeugs zu einem bestimmten Zeitpunkt.</w:t>
-      </w:r>
-    </w:p>
-    <w:p>
-      <w:pPr>
-        <w:spacing w:before="100" w:beforeAutospacing="1" w:after="100" w:afterAutospacing="1" w:line="240" w:lineRule="auto"/>
-        <w:rPr>
-          <w:rFonts w:asciiTheme="majorHAnsi" w:eastAsia="Times New Roman" w:hAnsiTheme="majorHAnsi" w:cs="Times New Roman"/>
-          <w:color w:val="000000" w:themeColor="text1"/>
-          <w:kern w:val="0"/>
-          <w:lang w:eastAsia="de-DE"/>
-          <w14:ligatures w14:val="none"/>
-        </w:rPr>
-      </w:pPr>
-      <w:r>
-        <w:rPr>
-          <w:rFonts w:asciiTheme="majorHAnsi" w:eastAsia="Times New Roman" w:hAnsiTheme="majorHAnsi" w:cs="Times New Roman"/>
-          <w:color w:val="000000" w:themeColor="text1"/>
-          <w:kern w:val="0"/>
-          <w:lang w:eastAsia="de-DE"/>
-          <w14:ligatures w14:val="none"/>
-        </w:rPr>
-        <w:t>Damit die Datenbank nicht unnötig schnell wächst, wird ein </w:t>
-      </w:r>
-      <w:proofErr w:type="spellStart"/>
-      <w:r>
-        <w:rPr>
-          <w:rFonts w:asciiTheme="majorHAnsi" w:eastAsia="Times New Roman" w:hAnsiTheme="majorHAnsi" w:cs="Times New Roman"/>
-          <w:b/>
-          <w:bCs/>
-          <w:color w:val="000000" w:themeColor="text1"/>
-          <w:kern w:val="0"/>
-          <w:lang w:eastAsia="de-DE"/>
-          <w14:ligatures w14:val="none"/>
-        </w:rPr>
-        <w:t>Deduplizierungsfenster</w:t>
-      </w:r>
-      <w:proofErr w:type="spellEnd"/>
-      <w:r>
-        <w:rPr>
-          <w:rFonts w:asciiTheme="majorHAnsi" w:eastAsia="Times New Roman" w:hAnsiTheme="majorHAnsi" w:cs="Times New Roman"/>
-          <w:color w:val="000000" w:themeColor="text1"/>
-          <w:kern w:val="0"/>
-          <w:lang w:eastAsia="de-DE"/>
-          <w14:ligatures w14:val="none"/>
-        </w:rPr>
-        <w:t> (z. B. 60 Sekunden) pro </w:t>
-      </w:r>
-      <w:r>
-        <w:rPr>
-          <w:rFonts w:asciiTheme="majorHAnsi" w:eastAsia="Times New Roman" w:hAnsiTheme="majorHAnsi" w:cs="Times New Roman"/>
-          <w:b/>
-          <w:bCs/>
-          <w:color w:val="000000" w:themeColor="text1"/>
-          <w:kern w:val="0"/>
-          <w:lang w:eastAsia="de-DE"/>
-          <w14:ligatures w14:val="none"/>
-        </w:rPr>
-        <w:t>HEX</w:t>
-      </w:r>
-      <w:r>
-        <w:rPr>
-          <w:rFonts w:asciiTheme="majorHAnsi" w:eastAsia="Times New Roman" w:hAnsiTheme="majorHAnsi" w:cs="Times New Roman"/>
-          <w:b/>
-          <w:bCs/>
-          <w:color w:val="000000" w:themeColor="text1"/>
-          <w:kern w:val="0"/>
-          <w:lang w:eastAsia="de-DE"/>
-          <w14:ligatures w14:val="none"/>
-        </w:rPr>
-        <w:t xml:space="preserve"> </w:t>
-      </w:r>
-      <w:r>
-        <w:rPr>
-          <w:rFonts w:asciiTheme="majorHAnsi" w:eastAsia="Times New Roman" w:hAnsiTheme="majorHAnsi" w:cs="Times New Roman"/>
-          <w:color w:val="000000" w:themeColor="text1"/>
-          <w:kern w:val="0"/>
-          <w:lang w:eastAsia="de-DE"/>
-          <w14:ligatures w14:val="none"/>
-        </w:rPr>
-        <w:t>verwendet. Wurde das gleiche Flugzeug innerhalb dieses Zeitfensters bereits gespeichert, wird der Eintrag übersprungen. Das reduziert Speicherbedarf und hält die Historie trotzdem sinnvoll nutzbar.</w:t>
-      </w:r>
-      <w:r>
-        <w:rPr>
-          <w:rFonts w:asciiTheme="majorHAnsi" w:hAnsiTheme="majorHAnsi"/>
-          <w:color w:val="000000" w:themeColor="text1"/>
-        </w:rPr>
-        <w:br/>
-      </w:r>
-    </w:p>
-    <w:p>
-      <w:pPr>
-        <w:pStyle w:val="DESYberschrift"/>
-        <w:rPr>
-          <w:rFonts w:asciiTheme="majorHAnsi" w:hAnsiTheme="majorHAnsi"/>
-          <w:color w:val="000000" w:themeColor="text1"/>
-          <w:sz w:val="24"/>
-          <w:lang w:val="en-US"/>
-        </w:rPr>
-      </w:pPr>
-      <w:r>
-        <w:rPr>
-          <w:noProof/>
-        </w:rPr>
         <w:drawing>
           <wp:anchor distT="0" distB="0" distL="114300" distR="114300" simplePos="0" relativeHeight="251671552" behindDoc="0" locked="0" layoutInCell="1" allowOverlap="1" wp14:anchorId="137F7C54" wp14:editId="08CBBDB6">
             <wp:simplePos x="0" y="0"/>
@@ -5667,7 +5216,7 @@
                     <pic:cNvPicPr/>
                   </pic:nvPicPr>
                   <pic:blipFill>
-                    <a:blip r:embed="rId15" cstate="print">
+                    <a:blip r:embed="rId13" cstate="print">
                       <a:extLst>
                         <a:ext uri="{28A0092B-C50C-407E-A947-70E740481C1C}">
                           <a14:useLocalDpi xmlns:a14="http://schemas.microsoft.com/office/drawing/2010/main" val="0"/>
@@ -5700,33 +5249,18 @@
         </w:drawing>
       </w:r>
       <w:r>
-        <w:rPr>
-          <w:lang w:val="en-US"/>
-        </w:rPr>
         <w:t xml:space="preserve">I.8 </w:t>
       </w:r>
       <w:r>
-        <w:rPr>
-          <w:lang w:val="en-US"/>
-        </w:rPr>
         <w:t>D</w:t>
       </w:r>
       <w:r>
-        <w:rPr>
-          <w:lang w:val="en-US"/>
-        </w:rPr>
         <w:t>as</w:t>
       </w:r>
       <w:r>
-        <w:rPr>
-          <w:lang w:val="en-US"/>
-        </w:rPr>
         <w:t xml:space="preserve"> </w:t>
       </w:r>
       <w:r>
-        <w:rPr>
-          <w:lang w:val="en-US"/>
-        </w:rPr>
         <w:t>Frontend</w:t>
       </w:r>
     </w:p>
@@ -6221,7 +5755,6 @@
           <w:lang w:eastAsia="de-DE"/>
           <w14:ligatures w14:val="none"/>
         </w:rPr>
-        <w:lastRenderedPageBreak/>
         <w:t>Die </w:t>
       </w:r>
       <w:r>
@@ -6566,7 +6099,6 @@
         <w:jc w:val="center"/>
         <w:rPr>
           <w:rFonts w:asciiTheme="majorHAnsi" w:eastAsia="Times New Roman" w:hAnsiTheme="majorHAnsi" w:cs="Arial"/>
-          <w:vanish/>
           <w:color w:val="000000" w:themeColor="text1"/>
           <w:kern w:val="0"/>
           <w:lang w:eastAsia="de-DE"/>
@@ -6584,6 +6116,23 @@
         </w:rPr>
         <w:t>Formularbeginn</w:t>
       </w:r>
+    </w:p>
+    <w:p>
+      <w:pPr>
+        <w:pBdr>
+          <w:bottom w:val="single" w:sz="6" w:space="1" w:color="auto"/>
+        </w:pBdr>
+        <w:spacing w:after="0" w:line="240" w:lineRule="auto"/>
+        <w:jc w:val="center"/>
+        <w:rPr>
+          <w:rFonts w:asciiTheme="majorHAnsi" w:eastAsia="Times New Roman" w:hAnsiTheme="majorHAnsi" w:cs="Arial"/>
+          <w:vanish/>
+          <w:color w:val="000000" w:themeColor="text1"/>
+          <w:kern w:val="0"/>
+          <w:lang w:eastAsia="de-DE"/>
+          <w14:ligatures w14:val="none"/>
+        </w:rPr>
+      </w:pPr>
     </w:p>
     <w:p>
       <w:pPr>
@@ -6624,44 +6173,20 @@
           <w:lang w:eastAsia="de-DE"/>
           <w14:ligatures w14:val="none"/>
         </w:rPr>
+        <w:lastRenderedPageBreak/>
         <w:t>Formularende</w:t>
       </w:r>
     </w:p>
     <w:p>
       <w:pPr>
         <w:pStyle w:val="DESYberschrift"/>
-        <w:rPr>
-          <w:lang w:val="en-US"/>
-        </w:rPr>
-      </w:pPr>
-      <w:r>
-        <w:rPr>
-          <w:lang w:val="en-US"/>
-        </w:rPr>
+      </w:pPr>
+      <w:r>
         <w:t xml:space="preserve">I.9 </w:t>
       </w:r>
-      <w:proofErr w:type="spellStart"/>
-      <w:r>
-        <w:rPr>
-          <w:lang w:val="en-US"/>
-        </w:rPr>
-        <w:t>Datenfluss</w:t>
-      </w:r>
-      <w:proofErr w:type="spellEnd"/>
-      <w:r>
-        <w:rPr>
-          <w:lang w:val="en-US"/>
-        </w:rPr>
-        <w:t xml:space="preserve"> Live vs. </w:t>
-      </w:r>
-      <w:proofErr w:type="spellStart"/>
-      <w:r>
-        <w:rPr>
-          <w:lang w:val="en-US"/>
-        </w:rPr>
-        <w:t>Speicherung</w:t>
-      </w:r>
-      <w:proofErr w:type="spellEnd"/>
+      <w:r>
+        <w:t>Datenfluss Live vs. Speicherung</w:t>
+      </w:r>
     </w:p>
     <w:p>
       <w:pPr>
@@ -7463,7 +6988,7 @@
           <w:lang w:val="en-US"/>
         </w:rPr>
       </w:pPr>
-      <w:hyperlink r:id="rId16" w:history="1">
+      <w:hyperlink r:id="rId14" w:history="1">
         <w:r>
           <w:rPr>
             <w:rStyle w:val="Hyperlink"/>
@@ -7484,7 +7009,7 @@
           <w:lang w:val="en-US"/>
         </w:rPr>
       </w:pPr>
-      <w:hyperlink r:id="rId17" w:history="1">
+      <w:hyperlink r:id="rId15" w:history="1">
         <w:r>
           <w:rPr>
             <w:rStyle w:val="Hyperlink"/>
@@ -7505,7 +7030,7 @@
           <w:lang w:val="en-US"/>
         </w:rPr>
       </w:pPr>
-      <w:hyperlink r:id="rId18" w:history="1">
+      <w:hyperlink r:id="rId16" w:history="1">
         <w:r>
           <w:rPr>
             <w:rStyle w:val="Hyperlink"/>
@@ -7526,7 +7051,7 @@
           <w:lang w:val="en-US"/>
         </w:rPr>
       </w:pPr>
-      <w:hyperlink r:id="rId19" w:history="1">
+      <w:hyperlink r:id="rId17" w:history="1">
         <w:r>
           <w:rPr>
             <w:rStyle w:val="Hyperlink"/>
@@ -7547,7 +7072,7 @@
           <w:lang w:val="en-US"/>
         </w:rPr>
       </w:pPr>
-      <w:hyperlink r:id="rId20" w:history="1">
+      <w:hyperlink r:id="rId18" w:history="1">
         <w:r>
           <w:rPr>
             <w:rStyle w:val="Hyperlink"/>
@@ -7568,7 +7093,7 @@
           <w:lang w:val="en-US"/>
         </w:rPr>
       </w:pPr>
-      <w:hyperlink r:id="rId21" w:history="1">
+      <w:hyperlink r:id="rId19" w:history="1">
         <w:r>
           <w:rPr>
             <w:rStyle w:val="Hyperlink"/>
@@ -7589,7 +7114,7 @@
           <w:lang w:val="en-US"/>
         </w:rPr>
       </w:pPr>
-      <w:hyperlink r:id="rId22" w:history="1">
+      <w:hyperlink r:id="rId20" w:history="1">
         <w:r>
           <w:rPr>
             <w:rStyle w:val="Hyperlink"/>
@@ -7610,7 +7135,7 @@
           <w:lang w:val="en-US"/>
         </w:rPr>
       </w:pPr>
-      <w:hyperlink r:id="rId23" w:history="1">
+      <w:hyperlink r:id="rId21" w:history="1">
         <w:r>
           <w:rPr>
             <w:rStyle w:val="Hyperlink"/>
@@ -7631,7 +7156,7 @@
           <w:lang w:val="en-US"/>
         </w:rPr>
       </w:pPr>
-      <w:hyperlink r:id="rId24" w:history="1">
+      <w:hyperlink r:id="rId22" w:history="1">
         <w:r>
           <w:rPr>
             <w:rStyle w:val="Hyperlink"/>
@@ -7652,7 +7177,7 @@
           <w:lang w:val="en-US"/>
         </w:rPr>
       </w:pPr>
-      <w:hyperlink r:id="rId25" w:history="1">
+      <w:hyperlink r:id="rId23" w:history="1">
         <w:r>
           <w:rPr>
             <w:rStyle w:val="Hyperlink"/>
@@ -7673,7 +7198,7 @@
           <w:lang w:val="en-US"/>
         </w:rPr>
       </w:pPr>
-      <w:hyperlink r:id="rId26" w:history="1">
+      <w:hyperlink r:id="rId24" w:history="1">
         <w:r>
           <w:rPr>
             <w:rStyle w:val="Hyperlink"/>
@@ -7694,7 +7219,7 @@
           <w:lang w:val="en-US"/>
         </w:rPr>
       </w:pPr>
-      <w:hyperlink r:id="rId27" w:history="1">
+      <w:hyperlink r:id="rId25" w:history="1">
         <w:r>
           <w:rPr>
             <w:rStyle w:val="Hyperlink"/>
@@ -7715,7 +7240,7 @@
           <w:lang w:val="en-US"/>
         </w:rPr>
       </w:pPr>
-      <w:hyperlink r:id="rId28" w:history="1">
+      <w:hyperlink r:id="rId26" w:history="1">
         <w:r>
           <w:rPr>
             <w:rStyle w:val="Hyperlink"/>
@@ -7736,7 +7261,7 @@
           <w:lang w:val="en-US"/>
         </w:rPr>
       </w:pPr>
-      <w:hyperlink r:id="rId29" w:history="1">
+      <w:hyperlink r:id="rId27" w:history="1">
         <w:r>
           <w:rPr>
             <w:rStyle w:val="Hyperlink"/>
@@ -7985,8 +7510,8 @@
       </w:r>
     </w:p>
     <w:sectPr>
-      <w:headerReference w:type="default" r:id="rId30"/>
-      <w:footerReference w:type="default" r:id="rId31"/>
+      <w:headerReference w:type="default" r:id="rId28"/>
+      <w:footerReference w:type="default" r:id="rId29"/>
       <w:pgSz w:w="11906" w:h="16838"/>
       <w:pgMar w:top="1417" w:right="1417" w:bottom="1134" w:left="1417" w:header="708" w:footer="708" w:gutter="0"/>
       <w:cols w:space="708"/>
@@ -7998,7 +7523,7 @@
 </file>
 
 <file path=word/endnotes.xml><?xml version="1.0" encoding="utf-8"?>
-<w:endnotes xmlns:wpc="http://schemas.microsoft.com/office/word/2010/wordprocessingCanvas" xmlns:cx="http://schemas.microsoft.com/office/drawing/2014/chartex" xmlns:cx1="http://schemas.microsoft.com/office/drawing/2015/9/8/chartex" xmlns:cx2="http://schemas.microsoft.com/office/drawing/2015/10/21/chartex" xmlns:cx3="http://schemas.microsoft.com/office/drawing/2016/5/9/chartex" xmlns:cx4="http://schemas.microsoft.com/office/drawing/2016/5/10/chartex" xmlns:cx5="http://schemas.microsoft.com/office/drawing/2016/5/11/chartex" xmlns:cx6="http://schemas.microsoft.com/office/drawing/2016/5/12/chartex" xmlns:cx7="http://schemas.microsoft.com/office/drawing/2016/5/13/chartex" xmlns:cx8="http://schemas.microsoft.com/office/drawing/2016/5/14/chartex" xmlns:mc="http://schemas.openxmlformats.org/markup-compatibility/2006" xmlns:aink="http://schemas.microsoft.com/office/drawing/2016/ink" xmlns:am3d="http://schemas.microsoft.com/office/drawing/2017/model3d" xmlns:o="urn:schemas-microsoft-com:office:office" xmlns:oel="http://schemas.microsoft.com/office/2019/extlst" xmlns:r="http://schemas.openxmlformats.org/officeDocument/2006/relationships" xmlns:m="http://schemas.openxmlformats.org/officeDocument/2006/math" xmlns:v="urn:schemas-microsoft-com:vml" xmlns:wp14="http://schemas.microsoft.com/office/word/2010/wordprocessingDrawing" xmlns:wp="http://schemas.openxmlformats.org/drawingml/2006/wordprocessingDrawing" xmlns:w10="urn:schemas-microsoft-com:office:word" xmlns:w="http://schemas.openxmlformats.org/wordprocessingml/2006/main" xmlns:w14="http://schemas.microsoft.com/office/word/2010/wordml" xmlns:w15="http://schemas.microsoft.com/office/word/2012/wordml" xmlns:w16cex="http://schemas.microsoft.com/office/word/2018/wordml/cex" xmlns:w16cid="http://schemas.microsoft.com/office/word/2016/wordml/cid" xmlns:w16="http://schemas.microsoft.com/office/word/2018/wordml" xmlns:w16du="http://schemas.microsoft.com/office/word/2023/wordml/word16du" xmlns:w16sdtdh="http://schemas.microsoft.com/office/word/2020/wordml/sdtdatahash" xmlns:w16sdtfl="http://schemas.microsoft.com/office/word/2024/wordml/sdtformatlock" xmlns:w16se="http://schemas.microsoft.com/office/word/2015/wordml/symex" xmlns:wpg="http://schemas.microsoft.com/office/word/2010/wordprocessingGroup" xmlns:wpi="http://schemas.microsoft.com/office/word/2010/wordprocessingInk" xmlns:wne="http://schemas.microsoft.com/office/word/2006/wordml" xmlns:wps="http://schemas.microsoft.com/office/word/2010/wordprocessingShape" mc:Ignorable="w14 w15 w16se w16cid w16 w16cex w16sdtdh w16sdtfl w16du wp14">
+<w:endnotes xmlns:wpc="http://schemas.microsoft.com/office/word/2010/wordprocessingCanvas" xmlns:cx="http://schemas.microsoft.com/office/drawing/2014/chartex" xmlns:cx1="http://schemas.microsoft.com/office/drawing/2015/9/8/chartex" xmlns:cx2="http://schemas.microsoft.com/office/drawing/2015/10/21/chartex" xmlns:cx3="http://schemas.microsoft.com/office/drawing/2016/5/9/chartex" xmlns:cx4="http://schemas.microsoft.com/office/drawing/2016/5/10/chartex" xmlns:cx5="http://schemas.microsoft.com/office/drawing/2016/5/11/chartex" xmlns:cx6="http://schemas.microsoft.com/office/drawing/2016/5/12/chartex" xmlns:cx7="http://schemas.microsoft.com/office/drawing/2016/5/13/chartex" xmlns:cx8="http://schemas.microsoft.com/office/drawing/2016/5/14/chartex" xmlns:mc="http://schemas.openxmlformats.org/markup-compatibility/2006" xmlns:aink="http://schemas.microsoft.com/office/drawing/2016/ink" xmlns:am3d="http://schemas.microsoft.com/office/drawing/2017/model3d" xmlns:o="urn:schemas-microsoft-com:office:office" xmlns:oel="http://schemas.microsoft.com/office/2019/extlst" xmlns:r="http://schemas.openxmlformats.org/officeDocument/2006/relationships" xmlns:m="http://schemas.openxmlformats.org/officeDocument/2006/math" xmlns:v="urn:schemas-microsoft-com:vml" xmlns:wp14="http://schemas.microsoft.com/office/word/2010/wordprocessingDrawing" xmlns:wp="http://schemas.openxmlformats.org/drawingml/2006/wordprocessingDrawing" xmlns:w10="urn:schemas-microsoft-com:office:word" xmlns:w="http://schemas.openxmlformats.org/wordprocessingml/2006/main" xmlns:w14="http://schemas.microsoft.com/office/word/2010/wordml" xmlns:w15="http://schemas.microsoft.com/office/word/2012/wordml" xmlns:w16cex="http://schemas.microsoft.com/office/word/2018/wordml/cex" xmlns:w16cid="http://schemas.microsoft.com/office/word/2016/wordml/cid" xmlns:w16="http://schemas.microsoft.com/office/word/2018/wordml" xmlns:w16sdtdh="http://schemas.microsoft.com/office/word/2020/wordml/sdtdatahash" xmlns:w16se="http://schemas.microsoft.com/office/word/2015/wordml/symex" xmlns:wpg="http://schemas.microsoft.com/office/word/2010/wordprocessingGroup" xmlns:wpi="http://schemas.microsoft.com/office/word/2010/wordprocessingInk" xmlns:wne="http://schemas.microsoft.com/office/word/2006/wordml" xmlns:wps="http://schemas.microsoft.com/office/word/2010/wordprocessingShape" mc:Ignorable="w14 w15 w16se w16cid w16 w16cex w16sdtdh wp14">
   <w:endnote w:type="separator" w:id="-1">
     <w:p>
       <w:pPr>
@@ -8023,7 +7548,7 @@
 </file>
 
 <file path=word/footer1.xml><?xml version="1.0" encoding="utf-8"?>
-<w:ftr xmlns:wpc="http://schemas.microsoft.com/office/word/2010/wordprocessingCanvas" xmlns:cx="http://schemas.microsoft.com/office/drawing/2014/chartex" xmlns:cx1="http://schemas.microsoft.com/office/drawing/2015/9/8/chartex" xmlns:cx2="http://schemas.microsoft.com/office/drawing/2015/10/21/chartex" xmlns:cx3="http://schemas.microsoft.com/office/drawing/2016/5/9/chartex" xmlns:cx4="http://schemas.microsoft.com/office/drawing/2016/5/10/chartex" xmlns:cx5="http://schemas.microsoft.com/office/drawing/2016/5/11/chartex" xmlns:cx6="http://schemas.microsoft.com/office/drawing/2016/5/12/chartex" xmlns:cx7="http://schemas.microsoft.com/office/drawing/2016/5/13/chartex" xmlns:cx8="http://schemas.microsoft.com/office/drawing/2016/5/14/chartex" xmlns:mc="http://schemas.openxmlformats.org/markup-compatibility/2006" xmlns:aink="http://schemas.microsoft.com/office/drawing/2016/ink" xmlns:am3d="http://schemas.microsoft.com/office/drawing/2017/model3d" xmlns:o="urn:schemas-microsoft-com:office:office" xmlns:oel="http://schemas.microsoft.com/office/2019/extlst" xmlns:r="http://schemas.openxmlformats.org/officeDocument/2006/relationships" xmlns:m="http://schemas.openxmlformats.org/officeDocument/2006/math" xmlns:v="urn:schemas-microsoft-com:vml" xmlns:wp14="http://schemas.microsoft.com/office/word/2010/wordprocessingDrawing" xmlns:wp="http://schemas.openxmlformats.org/drawingml/2006/wordprocessingDrawing" xmlns:w10="urn:schemas-microsoft-com:office:word" xmlns:w="http://schemas.openxmlformats.org/wordprocessingml/2006/main" xmlns:w14="http://schemas.microsoft.com/office/word/2010/wordml" xmlns:w15="http://schemas.microsoft.com/office/word/2012/wordml" xmlns:w16cex="http://schemas.microsoft.com/office/word/2018/wordml/cex" xmlns:w16cid="http://schemas.microsoft.com/office/word/2016/wordml/cid" xmlns:w16="http://schemas.microsoft.com/office/word/2018/wordml" xmlns:w16du="http://schemas.microsoft.com/office/word/2023/wordml/word16du" xmlns:w16sdtdh="http://schemas.microsoft.com/office/word/2020/wordml/sdtdatahash" xmlns:w16sdtfl="http://schemas.microsoft.com/office/word/2024/wordml/sdtformatlock" xmlns:w16se="http://schemas.microsoft.com/office/word/2015/wordml/symex" xmlns:wpg="http://schemas.microsoft.com/office/word/2010/wordprocessingGroup" xmlns:wpi="http://schemas.microsoft.com/office/word/2010/wordprocessingInk" xmlns:wne="http://schemas.microsoft.com/office/word/2006/wordml" xmlns:wps="http://schemas.microsoft.com/office/word/2010/wordprocessingShape" mc:Ignorable="w14 w15 w16se w16cid w16 w16cex w16sdtdh w16sdtfl w16du wp14">
+<w:ftr xmlns:wpc="http://schemas.microsoft.com/office/word/2010/wordprocessingCanvas" xmlns:cx="http://schemas.microsoft.com/office/drawing/2014/chartex" xmlns:cx1="http://schemas.microsoft.com/office/drawing/2015/9/8/chartex" xmlns:cx2="http://schemas.microsoft.com/office/drawing/2015/10/21/chartex" xmlns:cx3="http://schemas.microsoft.com/office/drawing/2016/5/9/chartex" xmlns:cx4="http://schemas.microsoft.com/office/drawing/2016/5/10/chartex" xmlns:cx5="http://schemas.microsoft.com/office/drawing/2016/5/11/chartex" xmlns:cx6="http://schemas.microsoft.com/office/drawing/2016/5/12/chartex" xmlns:cx7="http://schemas.microsoft.com/office/drawing/2016/5/13/chartex" xmlns:cx8="http://schemas.microsoft.com/office/drawing/2016/5/14/chartex" xmlns:mc="http://schemas.openxmlformats.org/markup-compatibility/2006" xmlns:aink="http://schemas.microsoft.com/office/drawing/2016/ink" xmlns:am3d="http://schemas.microsoft.com/office/drawing/2017/model3d" xmlns:o="urn:schemas-microsoft-com:office:office" xmlns:oel="http://schemas.microsoft.com/office/2019/extlst" xmlns:r="http://schemas.openxmlformats.org/officeDocument/2006/relationships" xmlns:m="http://schemas.openxmlformats.org/officeDocument/2006/math" xmlns:v="urn:schemas-microsoft-com:vml" xmlns:wp14="http://schemas.microsoft.com/office/word/2010/wordprocessingDrawing" xmlns:wp="http://schemas.openxmlformats.org/drawingml/2006/wordprocessingDrawing" xmlns:w10="urn:schemas-microsoft-com:office:word" xmlns:w="http://schemas.openxmlformats.org/wordprocessingml/2006/main" xmlns:w14="http://schemas.microsoft.com/office/word/2010/wordml" xmlns:w15="http://schemas.microsoft.com/office/word/2012/wordml" xmlns:w16cex="http://schemas.microsoft.com/office/word/2018/wordml/cex" xmlns:w16cid="http://schemas.microsoft.com/office/word/2016/wordml/cid" xmlns:w16="http://schemas.microsoft.com/office/word/2018/wordml" xmlns:w16sdtdh="http://schemas.microsoft.com/office/word/2020/wordml/sdtdatahash" xmlns:w16se="http://schemas.microsoft.com/office/word/2015/wordml/symex" xmlns:wpg="http://schemas.microsoft.com/office/word/2010/wordprocessingGroup" xmlns:wpi="http://schemas.microsoft.com/office/word/2010/wordprocessingInk" xmlns:wne="http://schemas.microsoft.com/office/word/2006/wordml" xmlns:wps="http://schemas.microsoft.com/office/word/2010/wordprocessingShape" mc:Ignorable="w14 w15 w16se w16cid w16 w16cex w16sdtdh wp14">
   <w:sdt>
     <w:sdtPr>
       <w:id w:val="-127169963"/>
@@ -8095,7 +7620,7 @@
 </file>
 
 <file path=word/footnotes.xml><?xml version="1.0" encoding="utf-8"?>
-<w:footnotes xmlns:wpc="http://schemas.microsoft.com/office/word/2010/wordprocessingCanvas" xmlns:cx="http://schemas.microsoft.com/office/drawing/2014/chartex" xmlns:cx1="http://schemas.microsoft.com/office/drawing/2015/9/8/chartex" xmlns:cx2="http://schemas.microsoft.com/office/drawing/2015/10/21/chartex" xmlns:cx3="http://schemas.microsoft.com/office/drawing/2016/5/9/chartex" xmlns:cx4="http://schemas.microsoft.com/office/drawing/2016/5/10/chartex" xmlns:cx5="http://schemas.microsoft.com/office/drawing/2016/5/11/chartex" xmlns:cx6="http://schemas.microsoft.com/office/drawing/2016/5/12/chartex" xmlns:cx7="http://schemas.microsoft.com/office/drawing/2016/5/13/chartex" xmlns:cx8="http://schemas.microsoft.com/office/drawing/2016/5/14/chartex" xmlns:mc="http://schemas.openxmlformats.org/markup-compatibility/2006" xmlns:aink="http://schemas.microsoft.com/office/drawing/2016/ink" xmlns:am3d="http://schemas.microsoft.com/office/drawing/2017/model3d" xmlns:o="urn:schemas-microsoft-com:office:office" xmlns:oel="http://schemas.microsoft.com/office/2019/extlst" xmlns:r="http://schemas.openxmlformats.org/officeDocument/2006/relationships" xmlns:m="http://schemas.openxmlformats.org/officeDocument/2006/math" xmlns:v="urn:schemas-microsoft-com:vml" xmlns:wp14="http://schemas.microsoft.com/office/word/2010/wordprocessingDrawing" xmlns:wp="http://schemas.openxmlformats.org/drawingml/2006/wordprocessingDrawing" xmlns:w10="urn:schemas-microsoft-com:office:word" xmlns:w="http://schemas.openxmlformats.org/wordprocessingml/2006/main" xmlns:w14="http://schemas.microsoft.com/office/word/2010/wordml" xmlns:w15="http://schemas.microsoft.com/office/word/2012/wordml" xmlns:w16cex="http://schemas.microsoft.com/office/word/2018/wordml/cex" xmlns:w16cid="http://schemas.microsoft.com/office/word/2016/wordml/cid" xmlns:w16="http://schemas.microsoft.com/office/word/2018/wordml" xmlns:w16du="http://schemas.microsoft.com/office/word/2023/wordml/word16du" xmlns:w16sdtdh="http://schemas.microsoft.com/office/word/2020/wordml/sdtdatahash" xmlns:w16sdtfl="http://schemas.microsoft.com/office/word/2024/wordml/sdtformatlock" xmlns:w16se="http://schemas.microsoft.com/office/word/2015/wordml/symex" xmlns:wpg="http://schemas.microsoft.com/office/word/2010/wordprocessingGroup" xmlns:wpi="http://schemas.microsoft.com/office/word/2010/wordprocessingInk" xmlns:wne="http://schemas.microsoft.com/office/word/2006/wordml" xmlns:wps="http://schemas.microsoft.com/office/word/2010/wordprocessingShape" mc:Ignorable="w14 w15 w16se w16cid w16 w16cex w16sdtdh w16sdtfl w16du wp14">
+<w:footnotes xmlns:wpc="http://schemas.microsoft.com/office/word/2010/wordprocessingCanvas" xmlns:cx="http://schemas.microsoft.com/office/drawing/2014/chartex" xmlns:cx1="http://schemas.microsoft.com/office/drawing/2015/9/8/chartex" xmlns:cx2="http://schemas.microsoft.com/office/drawing/2015/10/21/chartex" xmlns:cx3="http://schemas.microsoft.com/office/drawing/2016/5/9/chartex" xmlns:cx4="http://schemas.microsoft.com/office/drawing/2016/5/10/chartex" xmlns:cx5="http://schemas.microsoft.com/office/drawing/2016/5/11/chartex" xmlns:cx6="http://schemas.microsoft.com/office/drawing/2016/5/12/chartex" xmlns:cx7="http://schemas.microsoft.com/office/drawing/2016/5/13/chartex" xmlns:cx8="http://schemas.microsoft.com/office/drawing/2016/5/14/chartex" xmlns:mc="http://schemas.openxmlformats.org/markup-compatibility/2006" xmlns:aink="http://schemas.microsoft.com/office/drawing/2016/ink" xmlns:am3d="http://schemas.microsoft.com/office/drawing/2017/model3d" xmlns:o="urn:schemas-microsoft-com:office:office" xmlns:oel="http://schemas.microsoft.com/office/2019/extlst" xmlns:r="http://schemas.openxmlformats.org/officeDocument/2006/relationships" xmlns:m="http://schemas.openxmlformats.org/officeDocument/2006/math" xmlns:v="urn:schemas-microsoft-com:vml" xmlns:wp14="http://schemas.microsoft.com/office/word/2010/wordprocessingDrawing" xmlns:wp="http://schemas.openxmlformats.org/drawingml/2006/wordprocessingDrawing" xmlns:w10="urn:schemas-microsoft-com:office:word" xmlns:w="http://schemas.openxmlformats.org/wordprocessingml/2006/main" xmlns:w14="http://schemas.microsoft.com/office/word/2010/wordml" xmlns:w15="http://schemas.microsoft.com/office/word/2012/wordml" xmlns:w16cex="http://schemas.microsoft.com/office/word/2018/wordml/cex" xmlns:w16cid="http://schemas.microsoft.com/office/word/2016/wordml/cid" xmlns:w16="http://schemas.microsoft.com/office/word/2018/wordml" xmlns:w16sdtdh="http://schemas.microsoft.com/office/word/2020/wordml/sdtdatahash" xmlns:w16se="http://schemas.microsoft.com/office/word/2015/wordml/symex" xmlns:wpg="http://schemas.microsoft.com/office/word/2010/wordprocessingGroup" xmlns:wpi="http://schemas.microsoft.com/office/word/2010/wordprocessingInk" xmlns:wne="http://schemas.microsoft.com/office/word/2006/wordml" xmlns:wps="http://schemas.microsoft.com/office/word/2010/wordprocessingShape" mc:Ignorable="w14 w15 w16se w16cid w16 w16cex w16sdtdh wp14">
   <w:footnote w:type="separator" w:id="-1">
     <w:p>
       <w:pPr>
@@ -8120,7 +7645,7 @@
 </file>
 
 <file path=word/header1.xml><?xml version="1.0" encoding="utf-8"?>
-<w:hdr xmlns:wpc="http://schemas.microsoft.com/office/word/2010/wordprocessingCanvas" xmlns:cx="http://schemas.microsoft.com/office/drawing/2014/chartex" xmlns:cx1="http://schemas.microsoft.com/office/drawing/2015/9/8/chartex" xmlns:cx2="http://schemas.microsoft.com/office/drawing/2015/10/21/chartex" xmlns:cx3="http://schemas.microsoft.com/office/drawing/2016/5/9/chartex" xmlns:cx4="http://schemas.microsoft.com/office/drawing/2016/5/10/chartex" xmlns:cx5="http://schemas.microsoft.com/office/drawing/2016/5/11/chartex" xmlns:cx6="http://schemas.microsoft.com/office/drawing/2016/5/12/chartex" xmlns:cx7="http://schemas.microsoft.com/office/drawing/2016/5/13/chartex" xmlns:cx8="http://schemas.microsoft.com/office/drawing/2016/5/14/chartex" xmlns:mc="http://schemas.openxmlformats.org/markup-compatibility/2006" xmlns:aink="http://schemas.microsoft.com/office/drawing/2016/ink" xmlns:am3d="http://schemas.microsoft.com/office/drawing/2017/model3d" xmlns:o="urn:schemas-microsoft-com:office:office" xmlns:oel="http://schemas.microsoft.com/office/2019/extlst" xmlns:r="http://schemas.openxmlformats.org/officeDocument/2006/relationships" xmlns:m="http://schemas.openxmlformats.org/officeDocument/2006/math" xmlns:v="urn:schemas-microsoft-com:vml" xmlns:wp14="http://schemas.microsoft.com/office/word/2010/wordprocessingDrawing" xmlns:wp="http://schemas.openxmlformats.org/drawingml/2006/wordprocessingDrawing" xmlns:w10="urn:schemas-microsoft-com:office:word" xmlns:w="http://schemas.openxmlformats.org/wordprocessingml/2006/main" xmlns:w14="http://schemas.microsoft.com/office/word/2010/wordml" xmlns:w15="http://schemas.microsoft.com/office/word/2012/wordml" xmlns:w16cex="http://schemas.microsoft.com/office/word/2018/wordml/cex" xmlns:w16cid="http://schemas.microsoft.com/office/word/2016/wordml/cid" xmlns:w16="http://schemas.microsoft.com/office/word/2018/wordml" xmlns:w16du="http://schemas.microsoft.com/office/word/2023/wordml/word16du" xmlns:w16sdtdh="http://schemas.microsoft.com/office/word/2020/wordml/sdtdatahash" xmlns:w16sdtfl="http://schemas.microsoft.com/office/word/2024/wordml/sdtformatlock" xmlns:w16se="http://schemas.microsoft.com/office/word/2015/wordml/symex" xmlns:wpg="http://schemas.microsoft.com/office/word/2010/wordprocessingGroup" xmlns:wpi="http://schemas.microsoft.com/office/word/2010/wordprocessingInk" xmlns:wne="http://schemas.microsoft.com/office/word/2006/wordml" xmlns:wps="http://schemas.microsoft.com/office/word/2010/wordprocessingShape" mc:Ignorable="w14 w15 w16se w16cid w16 w16cex w16sdtdh w16sdtfl w16du wp14">
+<w:hdr xmlns:wpc="http://schemas.microsoft.com/office/word/2010/wordprocessingCanvas" xmlns:cx="http://schemas.microsoft.com/office/drawing/2014/chartex" xmlns:cx1="http://schemas.microsoft.com/office/drawing/2015/9/8/chartex" xmlns:cx2="http://schemas.microsoft.com/office/drawing/2015/10/21/chartex" xmlns:cx3="http://schemas.microsoft.com/office/drawing/2016/5/9/chartex" xmlns:cx4="http://schemas.microsoft.com/office/drawing/2016/5/10/chartex" xmlns:cx5="http://schemas.microsoft.com/office/drawing/2016/5/11/chartex" xmlns:cx6="http://schemas.microsoft.com/office/drawing/2016/5/12/chartex" xmlns:cx7="http://schemas.microsoft.com/office/drawing/2016/5/13/chartex" xmlns:cx8="http://schemas.microsoft.com/office/drawing/2016/5/14/chartex" xmlns:mc="http://schemas.openxmlformats.org/markup-compatibility/2006" xmlns:aink="http://schemas.microsoft.com/office/drawing/2016/ink" xmlns:am3d="http://schemas.microsoft.com/office/drawing/2017/model3d" xmlns:o="urn:schemas-microsoft-com:office:office" xmlns:oel="http://schemas.microsoft.com/office/2019/extlst" xmlns:r="http://schemas.openxmlformats.org/officeDocument/2006/relationships" xmlns:m="http://schemas.openxmlformats.org/officeDocument/2006/math" xmlns:v="urn:schemas-microsoft-com:vml" xmlns:wp14="http://schemas.microsoft.com/office/word/2010/wordprocessingDrawing" xmlns:wp="http://schemas.openxmlformats.org/drawingml/2006/wordprocessingDrawing" xmlns:w10="urn:schemas-microsoft-com:office:word" xmlns:w="http://schemas.openxmlformats.org/wordprocessingml/2006/main" xmlns:w14="http://schemas.microsoft.com/office/word/2010/wordml" xmlns:w15="http://schemas.microsoft.com/office/word/2012/wordml" xmlns:w16cex="http://schemas.microsoft.com/office/word/2018/wordml/cex" xmlns:w16cid="http://schemas.microsoft.com/office/word/2016/wordml/cid" xmlns:w16="http://schemas.microsoft.com/office/word/2018/wordml" xmlns:w16sdtdh="http://schemas.microsoft.com/office/word/2020/wordml/sdtdatahash" xmlns:w16se="http://schemas.microsoft.com/office/word/2015/wordml/symex" xmlns:wpg="http://schemas.microsoft.com/office/word/2010/wordprocessingGroup" xmlns:wpi="http://schemas.microsoft.com/office/word/2010/wordprocessingInk" xmlns:wne="http://schemas.microsoft.com/office/word/2006/wordml" xmlns:wps="http://schemas.microsoft.com/office/word/2010/wordprocessingShape" mc:Ignorable="w14 w15 w16se w16cid w16 w16cex w16sdtdh wp14">
   <w:p>
     <w:pPr>
       <w:pStyle w:val="Kopfzeile"/>
@@ -8255,7 +7780,7 @@
             </wp:anchor>
           </w:drawing>
         </mc:Choice>
-        <mc:Fallback>
+        <mc:Fallback xmlns:w16sdtfl="http://schemas.microsoft.com/office/word/2024/wordml/sdtformatlock" xmlns:w16du="http://schemas.microsoft.com/office/word/2023/wordml/word16du">
           <w:pict>
             <v:rect w14:anchorId="7E463247" id="Rechteck 48" o:spid="_x0000_s1026" style="position:absolute;margin-left:0;margin-top:49.75pt;width:453.5pt;height:.55pt;z-index:251659264;visibility:visible;mso-wrap-style:square;mso-width-percent:0;mso-height-percent:0;mso-wrap-distance-left:9pt;mso-wrap-distance-top:0;mso-wrap-distance-right:9pt;mso-wrap-distance-bottom:0;mso-position-horizontal:left;mso-position-horizontal-relative:margin;mso-position-vertical:absolute;mso-position-vertical-relative:page;mso-width-percent:0;mso-height-percent:0;mso-width-relative:margin;mso-height-relative:margin;v-text-anchor:middle" o:gfxdata="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" fillcolor="#196b24 [3206]" strokecolor="#009fdf" strokeweight="1pt">
               <v:fill color2="#156082 [3204]" rotate="t" angle="90" colors="0 #196b24;19661f #196b24;.5 #0e2841" focus="100%" type="gradient"/>
@@ -8271,7 +7796,7 @@
 </file>
 
 <file path=word/numbering.xml><?xml version="1.0" encoding="utf-8"?>
-<w:numbering xmlns:wpc="http://schemas.microsoft.com/office/word/2010/wordprocessingCanvas" xmlns:cx="http://schemas.microsoft.com/office/drawing/2014/chartex" xmlns:cx1="http://schemas.microsoft.com/office/drawing/2015/9/8/chartex" xmlns:cx2="http://schemas.microsoft.com/office/drawing/2015/10/21/chartex" xmlns:cx3="http://schemas.microsoft.com/office/drawing/2016/5/9/chartex" xmlns:cx4="http://schemas.microsoft.com/office/drawing/2016/5/10/chartex" xmlns:cx5="http://schemas.microsoft.com/office/drawing/2016/5/11/chartex" xmlns:cx6="http://schemas.microsoft.com/office/drawing/2016/5/12/chartex" xmlns:cx7="http://schemas.microsoft.com/office/drawing/2016/5/13/chartex" xmlns:cx8="http://schemas.microsoft.com/office/drawing/2016/5/14/chartex" xmlns:mc="http://schemas.openxmlformats.org/markup-compatibility/2006" xmlns:aink="http://schemas.microsoft.com/office/drawing/2016/ink" xmlns:am3d="http://schemas.microsoft.com/office/drawing/2017/model3d" xmlns:o="urn:schemas-microsoft-com:office:office" xmlns:oel="http://schemas.microsoft.com/office/2019/extlst" xmlns:r="http://schemas.openxmlformats.org/officeDocument/2006/relationships" xmlns:m="http://schemas.openxmlformats.org/officeDocument/2006/math" xmlns:v="urn:schemas-microsoft-com:vml" xmlns:wp14="http://schemas.microsoft.com/office/word/2010/wordprocessingDrawing" xmlns:wp="http://schemas.openxmlformats.org/drawingml/2006/wordprocessingDrawing" xmlns:w10="urn:schemas-microsoft-com:office:word" xmlns:w="http://schemas.openxmlformats.org/wordprocessingml/2006/main" xmlns:w14="http://schemas.microsoft.com/office/word/2010/wordml" xmlns:w15="http://schemas.microsoft.com/office/word/2012/wordml" xmlns:w16cex="http://schemas.microsoft.com/office/word/2018/wordml/cex" xmlns:w16cid="http://schemas.microsoft.com/office/word/2016/wordml/cid" xmlns:w16="http://schemas.microsoft.com/office/word/2018/wordml" xmlns:w16du="http://schemas.microsoft.com/office/word/2023/wordml/word16du" xmlns:w16sdtdh="http://schemas.microsoft.com/office/word/2020/wordml/sdtdatahash" xmlns:w16sdtfl="http://schemas.microsoft.com/office/word/2024/wordml/sdtformatlock" xmlns:w16se="http://schemas.microsoft.com/office/word/2015/wordml/symex" xmlns:wpg="http://schemas.microsoft.com/office/word/2010/wordprocessingGroup" xmlns:wpi="http://schemas.microsoft.com/office/word/2010/wordprocessingInk" xmlns:wne="http://schemas.microsoft.com/office/word/2006/wordml" xmlns:wps="http://schemas.microsoft.com/office/word/2010/wordprocessingShape" mc:Ignorable="w14 w15 w16se w16cid w16 w16cex w16sdtdh w16sdtfl w16du wp14">
+<w:numbering xmlns:wpc="http://schemas.microsoft.com/office/word/2010/wordprocessingCanvas" xmlns:cx="http://schemas.microsoft.com/office/drawing/2014/chartex" xmlns:cx1="http://schemas.microsoft.com/office/drawing/2015/9/8/chartex" xmlns:cx2="http://schemas.microsoft.com/office/drawing/2015/10/21/chartex" xmlns:cx3="http://schemas.microsoft.com/office/drawing/2016/5/9/chartex" xmlns:cx4="http://schemas.microsoft.com/office/drawing/2016/5/10/chartex" xmlns:cx5="http://schemas.microsoft.com/office/drawing/2016/5/11/chartex" xmlns:cx6="http://schemas.microsoft.com/office/drawing/2016/5/12/chartex" xmlns:cx7="http://schemas.microsoft.com/office/drawing/2016/5/13/chartex" xmlns:cx8="http://schemas.microsoft.com/office/drawing/2016/5/14/chartex" xmlns:mc="http://schemas.openxmlformats.org/markup-compatibility/2006" xmlns:aink="http://schemas.microsoft.com/office/drawing/2016/ink" xmlns:am3d="http://schemas.microsoft.com/office/drawing/2017/model3d" xmlns:o="urn:schemas-microsoft-com:office:office" xmlns:oel="http://schemas.microsoft.com/office/2019/extlst" xmlns:r="http://schemas.openxmlformats.org/officeDocument/2006/relationships" xmlns:m="http://schemas.openxmlformats.org/officeDocument/2006/math" xmlns:v="urn:schemas-microsoft-com:vml" xmlns:wp14="http://schemas.microsoft.com/office/word/2010/wordprocessingDrawing" xmlns:wp="http://schemas.openxmlformats.org/drawingml/2006/wordprocessingDrawing" xmlns:w10="urn:schemas-microsoft-com:office:word" xmlns:w="http://schemas.openxmlformats.org/wordprocessingml/2006/main" xmlns:w14="http://schemas.microsoft.com/office/word/2010/wordml" xmlns:w15="http://schemas.microsoft.com/office/word/2012/wordml" xmlns:w16cex="http://schemas.microsoft.com/office/word/2018/wordml/cex" xmlns:w16cid="http://schemas.microsoft.com/office/word/2016/wordml/cid" xmlns:w16="http://schemas.microsoft.com/office/word/2018/wordml" xmlns:w16sdtdh="http://schemas.microsoft.com/office/word/2020/wordml/sdtdatahash" xmlns:w16se="http://schemas.microsoft.com/office/word/2015/wordml/symex" xmlns:wpg="http://schemas.microsoft.com/office/word/2010/wordprocessingGroup" xmlns:wpi="http://schemas.microsoft.com/office/word/2010/wordprocessingInk" xmlns:wne="http://schemas.microsoft.com/office/word/2006/wordml" xmlns:wps="http://schemas.microsoft.com/office/word/2010/wordprocessingShape" mc:Ignorable="w14 w15 w16se w16cid w16 w16cex w16sdtdh wp14">
   <w:abstractNum w:abstractNumId="0" w15:restartNumberingAfterBreak="0">
     <w:nsid w:val="2CF736C9"/>
     <w:multiLevelType w:val="hybridMultilevel"/>
@@ -8947,7 +8472,7 @@
 </file>
 
 <file path=word/styles.xml><?xml version="1.0" encoding="utf-8"?>
-<w:styles xmlns:mc="http://schemas.openxmlformats.org/markup-compatibility/2006" xmlns:r="http://schemas.openxmlformats.org/officeDocument/2006/relationships" xmlns:w="http://schemas.openxmlformats.org/wordprocessingml/2006/main" xmlns:w14="http://schemas.microsoft.com/office/word/2010/wordml" xmlns:w15="http://schemas.microsoft.com/office/word/2012/wordml" xmlns:w16cex="http://schemas.microsoft.com/office/word/2018/wordml/cex" xmlns:w16cid="http://schemas.microsoft.com/office/word/2016/wordml/cid" xmlns:w16="http://schemas.microsoft.com/office/word/2018/wordml" xmlns:w16du="http://schemas.microsoft.com/office/word/2023/wordml/word16du" xmlns:w16sdtdh="http://schemas.microsoft.com/office/word/2020/wordml/sdtdatahash" xmlns:w16sdtfl="http://schemas.microsoft.com/office/word/2024/wordml/sdtformatlock" xmlns:w16se="http://schemas.microsoft.com/office/word/2015/wordml/symex" mc:Ignorable="w14 w15 w16se w16cid w16 w16cex w16sdtdh w16sdtfl w16du">
+<w:styles xmlns:mc="http://schemas.openxmlformats.org/markup-compatibility/2006" xmlns:r="http://schemas.openxmlformats.org/officeDocument/2006/relationships" xmlns:w="http://schemas.openxmlformats.org/wordprocessingml/2006/main" xmlns:w14="http://schemas.microsoft.com/office/word/2010/wordml" xmlns:w15="http://schemas.microsoft.com/office/word/2012/wordml" xmlns:w16cex="http://schemas.microsoft.com/office/word/2018/wordml/cex" xmlns:w16cid="http://schemas.microsoft.com/office/word/2016/wordml/cid" xmlns:w16="http://schemas.microsoft.com/office/word/2018/wordml" xmlns:w16sdtdh="http://schemas.microsoft.com/office/word/2020/wordml/sdtdatahash" xmlns:w16se="http://schemas.microsoft.com/office/word/2015/wordml/symex" mc:Ignorable="w14 w15 w16se w16cid w16 w16cex w16sdtdh">
   <w:docDefaults>
     <w:rPrDefault>
       <w:rPr>
